--- a/WebContent/docx/BRAF_V600E基因检测报告-盖章版.docx
+++ b/WebContent/docx/BRAF_V600E基因检测报告-盖章版.docx
@@ -274,7 +274,6 @@
           </mc:Fallback>
         </mc:AlternateContent>
       </w:r>
-      <w:bookmarkStart w:id="9" w:name="_GoBack"/>
       <w:r>
         <w:rPr>
           <w:rFonts w:hint="eastAsia" w:eastAsia="宋体"/>
@@ -327,7 +326,6 @@
           </wp:anchor>
         </w:drawing>
       </w:r>
-      <w:bookmarkEnd w:id="9"/>
     </w:p>
     <w:p>
       <w:pPr>
@@ -531,8 +529,8 @@
     <w:tbl>
       <w:tblPr>
         <w:tblStyle w:val="16"/>
-        <w:tblW w:w="4848" w:type="pct"/>
-        <w:tblInd w:w="159" w:type="dxa"/>
+        <w:tblW w:w="5000" w:type="pct"/>
+        <w:jc w:val="center"/>
         <w:tblBorders>
           <w:top w:val="single" w:color="auto" w:sz="12" w:space="0"/>
           <w:left w:val="none" w:color="auto" w:sz="0" w:space="0"/>
@@ -550,9 +548,9 @@
         </w:tblCellMar>
       </w:tblPr>
       <w:tblGrid>
-        <w:gridCol w:w="3201"/>
-        <w:gridCol w:w="3156"/>
-        <w:gridCol w:w="3423"/>
+        <w:gridCol w:w="3220"/>
+        <w:gridCol w:w="3409"/>
+        <w:gridCol w:w="3456"/>
       </w:tblGrid>
       <w:tr>
         <w:tblPrEx>
@@ -574,10 +572,11 @@
         <w:trPr>
           <w:cantSplit/>
           <w:trHeight w:val="454" w:hRule="atLeast"/>
+          <w:jc w:val="center"/>
         </w:trPr>
         <w:tc>
           <w:tcPr>
-            <w:tcW w:w="1636" w:type="pct"/>
+            <w:tcW w:w="1596" w:type="pct"/>
             <w:tcBorders>
               <w:tl2br w:val="nil"/>
               <w:tr2bl w:val="nil"/>
@@ -623,7 +622,7 @@
         </w:tc>
         <w:tc>
           <w:tcPr>
-            <w:tcW w:w="1613" w:type="pct"/>
+            <w:tcW w:w="1690" w:type="pct"/>
             <w:tcBorders>
               <w:tl2br w:val="nil"/>
               <w:tr2bl w:val="nil"/>
@@ -669,7 +668,7 @@
         </w:tc>
         <w:tc>
           <w:tcPr>
-            <w:tcW w:w="1750" w:type="pct"/>
+            <w:tcW w:w="1713" w:type="pct"/>
             <w:tcBorders>
               <w:tl2br w:val="nil"/>
               <w:tr2bl w:val="nil"/>
@@ -734,10 +733,11 @@
         <w:trPr>
           <w:cantSplit/>
           <w:trHeight w:val="454" w:hRule="atLeast"/>
+          <w:jc w:val="center"/>
         </w:trPr>
         <w:tc>
           <w:tcPr>
-            <w:tcW w:w="1636" w:type="pct"/>
+            <w:tcW w:w="1596" w:type="pct"/>
             <w:tcBorders>
               <w:tl2br w:val="nil"/>
               <w:tr2bl w:val="nil"/>
@@ -783,7 +783,7 @@
         </w:tc>
         <w:tc>
           <w:tcPr>
-            <w:tcW w:w="1613" w:type="pct"/>
+            <w:tcW w:w="1690" w:type="pct"/>
             <w:tcBorders>
               <w:tl2br w:val="nil"/>
               <w:tr2bl w:val="nil"/>
@@ -829,7 +829,7 @@
         </w:tc>
         <w:tc>
           <w:tcPr>
-            <w:tcW w:w="1750" w:type="pct"/>
+            <w:tcW w:w="1713" w:type="pct"/>
             <w:tcBorders>
               <w:tl2br w:val="nil"/>
               <w:tr2bl w:val="nil"/>
@@ -894,10 +894,11 @@
         <w:trPr>
           <w:cantSplit/>
           <w:trHeight w:val="454" w:hRule="atLeast"/>
+          <w:jc w:val="center"/>
         </w:trPr>
         <w:tc>
           <w:tcPr>
-            <w:tcW w:w="1636" w:type="pct"/>
+            <w:tcW w:w="1596" w:type="pct"/>
             <w:tcBorders>
               <w:tl2br w:val="nil"/>
               <w:tr2bl w:val="nil"/>
@@ -943,7 +944,7 @@
         </w:tc>
         <w:tc>
           <w:tcPr>
-            <w:tcW w:w="1613" w:type="pct"/>
+            <w:tcW w:w="1690" w:type="pct"/>
             <w:tcBorders>
               <w:tl2br w:val="nil"/>
               <w:tr2bl w:val="nil"/>
@@ -979,7 +980,7 @@
         </w:tc>
         <w:tc>
           <w:tcPr>
-            <w:tcW w:w="1750" w:type="pct"/>
+            <w:tcW w:w="1713" w:type="pct"/>
             <w:tcBorders>
               <w:tl2br w:val="nil"/>
               <w:tr2bl w:val="nil"/>
@@ -1044,10 +1045,11 @@
         <w:trPr>
           <w:cantSplit/>
           <w:trHeight w:val="454" w:hRule="atLeast"/>
+          <w:jc w:val="center"/>
         </w:trPr>
         <w:tc>
           <w:tcPr>
-            <w:tcW w:w="1636" w:type="pct"/>
+            <w:tcW w:w="1596" w:type="pct"/>
             <w:tcBorders>
               <w:tl2br w:val="nil"/>
               <w:tr2bl w:val="nil"/>
@@ -1093,7 +1095,7 @@
         </w:tc>
         <w:tc>
           <w:tcPr>
-            <w:tcW w:w="1613" w:type="pct"/>
+            <w:tcW w:w="1690" w:type="pct"/>
             <w:tcBorders>
               <w:tl2br w:val="nil"/>
               <w:tr2bl w:val="nil"/>
@@ -1132,6 +1134,7 @@
                 <w:color w:val="000000"/>
                 <w:sz w:val="24"/>
                 <w:szCs w:val="24"/>
+                <w:lang w:eastAsia="zh-CN"/>
               </w:rPr>
               <w:t>{{ specimentype }}</w:t>
             </w:r>
@@ -1139,7 +1142,7 @@
         </w:tc>
         <w:tc>
           <w:tcPr>
-            <w:tcW w:w="1750" w:type="pct"/>
+            <w:tcW w:w="1713" w:type="pct"/>
             <w:tcBorders>
               <w:tl2br w:val="nil"/>
               <w:tr2bl w:val="nil"/>
@@ -1204,11 +1207,12 @@
         <w:trPr>
           <w:cantSplit/>
           <w:trHeight w:val="454" w:hRule="atLeast"/>
+          <w:jc w:val="center"/>
         </w:trPr>
         <w:tc>
           <w:tcPr>
-            <w:tcW w:w="5000" w:type="pct"/>
-            <w:gridSpan w:val="3"/>
+            <w:tcW w:w="3286" w:type="pct"/>
+            <w:gridSpan w:val="2"/>
             <w:tcBorders>
               <w:tl2br w:val="nil"/>
               <w:tr2bl w:val="nil"/>
@@ -1252,6 +1256,43 @@
             </w:r>
           </w:p>
         </w:tc>
+        <w:tc>
+          <w:tcPr>
+            <w:tcW w:w="1713" w:type="pct"/>
+            <w:tcBorders>
+              <w:tl2br w:val="nil"/>
+              <w:tr2bl w:val="nil"/>
+            </w:tcBorders>
+            <w:shd w:val="clear" w:color="auto" w:fill="auto"/>
+            <w:vAlign w:val="center"/>
+          </w:tcPr>
+          <w:p>
+            <w:pPr>
+              <w:adjustRightInd w:val="0"/>
+              <w:snapToGrid w:val="0"/>
+              <w:spacing w:after="0" w:line="240" w:lineRule="auto"/>
+              <w:jc w:val="both"/>
+              <w:rPr>
+                <w:rFonts w:ascii="Times New Roman" w:hAnsi="Times New Roman" w:eastAsia="微软雅黑" w:cs="微软雅黑"/>
+                <w:bCs/>
+                <w:color w:val="000000"/>
+                <w:sz w:val="24"/>
+                <w:szCs w:val="24"/>
+              </w:rPr>
+            </w:pPr>
+            <w:r>
+              <w:rPr>
+                <w:rFonts w:hint="eastAsia" w:ascii="Times New Roman" w:hAnsi="Times New Roman" w:eastAsia="微软雅黑" w:cs="Times New Roman"/>
+                <w:bCs/>
+                <w:color w:val="000000"/>
+                <w:sz w:val="24"/>
+                <w:szCs w:val="24"/>
+                <w:lang w:val="en-US" w:eastAsia="zh-CN"/>
+              </w:rPr>
+              <w:t>样本采集时间：{{sample.collect_date}}</w:t>
+            </w:r>
+          </w:p>
+        </w:tc>
       </w:tr>
     </w:tbl>
     <w:p>
@@ -1303,42 +1344,6 @@
           <w:szCs w:val="28"/>
         </w:rPr>
         <w:t>基因检测</w:t>
-      </w:r>
-    </w:p>
-    <w:p>
-      <w:pPr>
-        <w:numPr>
-          <w:ilvl w:val="0"/>
-          <w:numId w:val="7"/>
-        </w:numPr>
-        <w:spacing w:line="400" w:lineRule="exact"/>
-        <w:rPr>
-          <w:rFonts w:ascii="Times New Roman" w:hAnsi="Times New Roman" w:eastAsia="微软雅黑" w:cs="微软雅黑"/>
-          <w:b/>
-          <w:sz w:val="28"/>
-          <w:szCs w:val="28"/>
-        </w:rPr>
-      </w:pPr>
-      <w:r>
-        <w:rPr>
-          <w:rFonts w:hint="eastAsia" w:ascii="Times New Roman" w:hAnsi="Times New Roman" w:eastAsia="微软雅黑" w:cs="微软雅黑"/>
-          <w:b/>
-          <w:sz w:val="28"/>
-          <w:szCs w:val="28"/>
-          <w:lang w:val="en-US" w:eastAsia="zh-CN"/>
-        </w:rPr>
-        <w:t>检测方法：</w:t>
-      </w:r>
-      <w:r>
-        <w:rPr>
-          <w:rFonts w:hint="eastAsia" w:ascii="Times New Roman" w:hAnsi="Times New Roman" w:eastAsia="微软雅黑" w:cs="微软雅黑"/>
-          <w:b w:val="0"/>
-          <w:bCs/>
-          <w:sz w:val="28"/>
-          <w:szCs w:val="28"/>
-          <w:lang w:val="en-US" w:eastAsia="zh-CN"/>
-        </w:rPr>
-        <w:t>PCR测序法</w:t>
       </w:r>
     </w:p>
     <w:p>
@@ -2356,7 +2361,7 @@
                 </mc:Choice>
                 <mc:Fallback>
                   <w:pict>
-                    <v:group id="_x0000_s1026" o:spid="_x0000_s1026" o:spt="203" style="position:absolute;left:0pt;margin-left:0.6pt;margin-top:-37.8pt;height:113.6pt;width:240.8pt;z-index:251664384;mso-width-relative:page;mso-height-relative:page;" coordorigin="19211,18842" coordsize="4816,2272" o:gfxdata="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">
+                    <v:group id="_x0000_s1026" o:spid="_x0000_s1026" o:spt="203" style="position:absolute;left:0pt;margin-left:0.6pt;margin-top:-37.8pt;height:113.6pt;width:240.8pt;z-index:251664384;mso-width-relative:page;mso-height-relative:page;" coordorigin="19211,18842" coordsize="4816,2272" o:gfxdata="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">
                       <o:lock v:ext="edit" aspectratio="f"/>
                       <v:group id="组合 6" o:spid="_x0000_s1026" o:spt="203" style="position:absolute;left:19211;top:18842;height:2273;width:4816;" coordorigin="19199,18902" coordsize="4816,2273" o:gfxdata="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">
                         <o:lock v:ext="edit" aspectratio="f"/>
@@ -2927,7 +2932,7 @@
                 </mc:Choice>
                 <mc:Fallback>
                   <w:pict>
-                    <v:group id="_x0000_s1026" o:spid="_x0000_s1026" o:spt="203" style="position:absolute;left:0pt;margin-left:0pt;margin-top:-29.2pt;height:113.65pt;width:246.8pt;z-index:251665408;mso-width-relative:page;mso-height-relative:page;" coordorigin="19199,20810" coordsize="4936,2273" o:gfxdata="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">
+                    <v:group id="_x0000_s1026" o:spid="_x0000_s1026" o:spt="203" style="position:absolute;left:0pt;margin-left:0pt;margin-top:-29.2pt;height:113.65pt;width:246.8pt;z-index:251665408;mso-width-relative:page;mso-height-relative:page;" coordorigin="19199,20810" coordsize="4936,2273" o:gfxdata="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">
                       <o:lock v:ext="edit" aspectratio="f"/>
                       <v:group id="组合 23" o:spid="_x0000_s1026" o:spt="203" style="position:absolute;left:19199;top:20810;height:2273;width:4936;" coordorigin="19199,20810" coordsize="4936,2273" o:gfxdata="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">
                         <o:lock v:ext="edit" aspectratio="f"/>
@@ -3245,14 +3250,14 @@
           </w14:shadow>
         </w:rPr>
       </w:pPr>
-      <w:bookmarkStart w:id="0" w:name="_Toc22658"/>
-      <w:bookmarkStart w:id="1" w:name="_Toc28240"/>
-      <w:bookmarkStart w:id="2" w:name="_Toc27302"/>
-      <w:bookmarkStart w:id="3" w:name="_Toc16594"/>
-      <w:bookmarkStart w:id="4" w:name="_Toc12505"/>
-      <w:bookmarkStart w:id="5" w:name="_Toc21764_WPSOffice_Level1"/>
-      <w:bookmarkStart w:id="6" w:name="_Toc13196_WPSOffice_Level1"/>
-      <w:bookmarkStart w:id="7" w:name="_Toc2409"/>
+      <w:bookmarkStart w:id="0" w:name="_Toc2409"/>
+      <w:bookmarkStart w:id="1" w:name="_Toc13196_WPSOffice_Level1"/>
+      <w:bookmarkStart w:id="2" w:name="_Toc21764_WPSOffice_Level1"/>
+      <w:bookmarkStart w:id="3" w:name="_Toc12505"/>
+      <w:bookmarkStart w:id="4" w:name="_Toc22658"/>
+      <w:bookmarkStart w:id="5" w:name="_Toc16594"/>
+      <w:bookmarkStart w:id="6" w:name="_Toc27302"/>
+      <w:bookmarkStart w:id="7" w:name="_Toc28240"/>
       <w:bookmarkStart w:id="8" w:name="_Toc1707_WPSOffice_Level1"/>
       <w:r>
         <w:rPr>
@@ -3982,6 +3987,276 @@
     </w:p>
     <w:p>
       <w:pPr>
+        <w:keepNext w:val="0"/>
+        <w:keepLines w:val="0"/>
+        <w:pageBreakBefore w:val="0"/>
+        <w:widowControl w:val="0"/>
+        <w:numPr>
+          <w:ilvl w:val="255"/>
+          <w:numId w:val="0"/>
+        </w:numPr>
+        <w:kinsoku/>
+        <w:wordWrap/>
+        <w:overflowPunct/>
+        <w:topLinePunct w:val="0"/>
+        <w:autoSpaceDE/>
+        <w:autoSpaceDN/>
+        <w:bidi w:val="0"/>
+        <w:adjustRightInd/>
+        <w:snapToGrid/>
+        <w:spacing w:after="0" w:line="240" w:lineRule="auto"/>
+        <w:jc w:val="left"/>
+        <w:textAlignment w:val="auto"/>
+        <w:outlineLvl w:val="0"/>
+        <w:rPr>
+          <w:rFonts w:hint="default" w:ascii="Times New Roman" w:hAnsi="Times New Roman" w:eastAsia="微软雅黑" w:cs="Times New Roman"/>
+          <w:b/>
+          <w:bCs/>
+          <w:color w:val="0083C3"/>
+          <w:sz w:val="32"/>
+          <w:szCs w:val="36"/>
+          <w:lang w:val="en-US" w:eastAsia="zh-CN" w:bidi="ar-SA"/>
+          <w14:shadow w14:blurRad="50800" w14:dist="38100" w14:dir="10800000" w14:sx="100000" w14:sy="100000" w14:kx="0" w14:ky="0" w14:algn="r">
+            <w14:srgbClr w14:val="62B541">
+              <w14:alpha w14:val="60000"/>
+            </w14:srgbClr>
+          </w14:shadow>
+        </w:rPr>
+      </w:pPr>
+      <w:bookmarkStart w:id="9" w:name="_Toc26553"/>
+      <w:r>
+        <w:rPr>
+          <w:rFonts w:hint="default" w:ascii="Times New Roman" w:hAnsi="Times New Roman" w:eastAsia="微软雅黑" w:cs="Times New Roman"/>
+          <w:b/>
+          <w:bCs/>
+          <w:color w:val="0083C3"/>
+          <w:sz w:val="32"/>
+          <w:szCs w:val="36"/>
+          <w:lang w:val="en-US" w:eastAsia="zh-CN" w:bidi="ar-SA"/>
+          <w14:shadow w14:blurRad="50800" w14:dist="38100" w14:dir="10800000" w14:sx="100000" w14:sy="100000" w14:kx="0" w14:ky="0" w14:algn="r">
+            <w14:srgbClr w14:val="62B541">
+              <w14:alpha w14:val="60000"/>
+            </w14:srgbClr>
+          </w14:shadow>
+        </w:rPr>
+        <w:t>检测方法与局限性</w:t>
+      </w:r>
+      <w:bookmarkEnd w:id="9"/>
+    </w:p>
+    <w:p>
+      <w:pPr>
+        <w:keepNext w:val="0"/>
+        <w:keepLines w:val="0"/>
+        <w:pageBreakBefore w:val="0"/>
+        <w:widowControl w:val="0"/>
+        <w:kinsoku/>
+        <w:wordWrap/>
+        <w:overflowPunct/>
+        <w:topLinePunct w:val="0"/>
+        <w:autoSpaceDE/>
+        <w:autoSpaceDN/>
+        <w:bidi w:val="0"/>
+        <w:adjustRightInd/>
+        <w:snapToGrid/>
+        <w:spacing w:after="0" w:line="276" w:lineRule="auto"/>
+        <w:ind w:right="448"/>
+        <w:textAlignment w:val="auto"/>
+        <w:rPr>
+          <w:rFonts w:hint="default" w:ascii="Times New Roman" w:hAnsi="Times New Roman" w:eastAsia="微软雅黑" w:cs="Times New Roman"/>
+          <w:b/>
+          <w:bCs/>
+          <w:sz w:val="24"/>
+          <w:szCs w:val="24"/>
+          <w:lang w:eastAsia="zh-CN"/>
+        </w:rPr>
+      </w:pPr>
+      <w:bookmarkStart w:id="10" w:name="_GoBack"/>
+      <w:r>
+        <w:rPr>
+          <w:rFonts w:hint="default" w:ascii="Times New Roman" w:hAnsi="Times New Roman" w:eastAsia="微软雅黑" w:cs="Times New Roman"/>
+          <w:b/>
+          <w:bCs/>
+          <w:sz w:val="24"/>
+          <w:szCs w:val="24"/>
+          <w:lang w:eastAsia="zh-CN"/>
+        </w:rPr>
+        <w:t>检测方法</w:t>
+      </w:r>
+    </w:p>
+    <w:p>
+      <w:pPr>
+        <w:keepNext w:val="0"/>
+        <w:keepLines w:val="0"/>
+        <w:pageBreakBefore w:val="0"/>
+        <w:widowControl w:val="0"/>
+        <w:kinsoku/>
+        <w:wordWrap/>
+        <w:overflowPunct/>
+        <w:topLinePunct w:val="0"/>
+        <w:autoSpaceDE/>
+        <w:autoSpaceDN/>
+        <w:bidi w:val="0"/>
+        <w:adjustRightInd/>
+        <w:snapToGrid w:val="0"/>
+        <w:spacing w:after="0" w:line="276" w:lineRule="auto"/>
+        <w:ind w:firstLine="420" w:firstLineChars="0"/>
+        <w:textAlignment w:val="auto"/>
+        <w:rPr>
+          <w:rFonts w:hint="default" w:ascii="Times New Roman" w:hAnsi="Times New Roman" w:eastAsia="微软雅黑" w:cs="Times New Roman"/>
+          <w:bCs/>
+          <w:sz w:val="21"/>
+          <w:szCs w:val="21"/>
+          <w:lang w:eastAsia="zh-CN"/>
+        </w:rPr>
+      </w:pPr>
+      <w:r>
+        <w:rPr>
+          <w:rFonts w:hint="default" w:ascii="Times New Roman" w:hAnsi="Times New Roman" w:eastAsia="微软雅黑" w:cs="Times New Roman"/>
+          <w:bCs/>
+          <w:sz w:val="21"/>
+          <w:szCs w:val="21"/>
+          <w:lang w:eastAsia="zh-CN"/>
+        </w:rPr>
+        <w:t>本次检测基于DNA对样本进行检</w:t>
+      </w:r>
+      <w:r>
+        <w:rPr>
+          <w:rFonts w:hint="eastAsia" w:ascii="Times New Roman" w:hAnsi="Times New Roman" w:eastAsia="微软雅黑" w:cs="Times New Roman"/>
+          <w:bCs/>
+          <w:sz w:val="21"/>
+          <w:szCs w:val="21"/>
+          <w:lang w:val="en-US" w:eastAsia="zh-CN"/>
+        </w:rPr>
+        <w:t>测</w:t>
+      </w:r>
+      <w:r>
+        <w:rPr>
+          <w:rFonts w:hint="default" w:ascii="Times New Roman" w:hAnsi="Times New Roman" w:eastAsia="微软雅黑" w:cs="Times New Roman"/>
+          <w:bCs/>
+          <w:sz w:val="21"/>
+          <w:szCs w:val="21"/>
+          <w:lang w:eastAsia="zh-CN"/>
+        </w:rPr>
+        <w:t>。</w:t>
+      </w:r>
+    </w:p>
+    <w:p>
+      <w:pPr>
+        <w:keepNext w:val="0"/>
+        <w:keepLines w:val="0"/>
+        <w:pageBreakBefore w:val="0"/>
+        <w:widowControl w:val="0"/>
+        <w:kinsoku/>
+        <w:wordWrap/>
+        <w:overflowPunct/>
+        <w:topLinePunct w:val="0"/>
+        <w:autoSpaceDE/>
+        <w:autoSpaceDN/>
+        <w:bidi w:val="0"/>
+        <w:adjustRightInd/>
+        <w:snapToGrid/>
+        <w:spacing w:after="0" w:line="276" w:lineRule="auto"/>
+        <w:ind w:right="448"/>
+        <w:textAlignment w:val="auto"/>
+        <w:rPr>
+          <w:rFonts w:hint="default" w:ascii="Times New Roman" w:hAnsi="Times New Roman" w:eastAsia="微软雅黑" w:cs="Times New Roman"/>
+          <w:b/>
+          <w:bCs/>
+          <w:sz w:val="24"/>
+          <w:szCs w:val="24"/>
+          <w:lang w:eastAsia="zh-CN"/>
+        </w:rPr>
+      </w:pPr>
+      <w:r>
+        <w:rPr>
+          <w:rFonts w:hint="default" w:ascii="Times New Roman" w:hAnsi="Times New Roman" w:eastAsia="微软雅黑" w:cs="Times New Roman"/>
+          <w:b/>
+          <w:bCs/>
+          <w:sz w:val="24"/>
+          <w:szCs w:val="24"/>
+          <w:lang w:eastAsia="zh-CN"/>
+        </w:rPr>
+        <w:t>局限性说明</w:t>
+      </w:r>
+    </w:p>
+    <w:p>
+      <w:pPr>
+        <w:keepNext w:val="0"/>
+        <w:keepLines w:val="0"/>
+        <w:pageBreakBefore w:val="0"/>
+        <w:widowControl w:val="0"/>
+        <w:kinsoku/>
+        <w:wordWrap/>
+        <w:overflowPunct/>
+        <w:topLinePunct w:val="0"/>
+        <w:autoSpaceDE/>
+        <w:autoSpaceDN/>
+        <w:bidi w:val="0"/>
+        <w:adjustRightInd/>
+        <w:snapToGrid/>
+        <w:spacing w:after="0" w:line="276" w:lineRule="auto"/>
+        <w:ind w:firstLine="420" w:firstLineChars="200"/>
+        <w:jc w:val="both"/>
+        <w:textAlignment w:val="auto"/>
+        <w:rPr>
+          <w:rFonts w:hint="default" w:ascii="Times New Roman" w:hAnsi="Times New Roman" w:eastAsia="微软雅黑" w:cs="Times New Roman"/>
+          <w:bCs/>
+          <w:sz w:val="21"/>
+          <w:szCs w:val="21"/>
+          <w:lang w:eastAsia="zh-CN"/>
+        </w:rPr>
+      </w:pPr>
+      <w:r>
+        <w:rPr>
+          <w:rFonts w:hint="default" w:ascii="Times New Roman" w:hAnsi="Times New Roman" w:eastAsia="微软雅黑" w:cs="Times New Roman"/>
+          <w:bCs/>
+          <w:sz w:val="21"/>
+          <w:szCs w:val="21"/>
+          <w:lang w:eastAsia="zh-CN"/>
+        </w:rPr>
+        <w:t>{% for b in summaryOfRresults.productModularization.limitation_statement | nl() %}{%if loop.last%}{{ b }}{%else%}{{ b }}</w:t>
+      </w:r>
+    </w:p>
+    <w:p>
+      <w:pPr>
+        <w:keepNext w:val="0"/>
+        <w:keepLines w:val="0"/>
+        <w:pageBreakBefore w:val="0"/>
+        <w:widowControl/>
+        <w:kinsoku/>
+        <w:wordWrap/>
+        <w:overflowPunct/>
+        <w:topLinePunct w:val="0"/>
+        <w:autoSpaceDE/>
+        <w:autoSpaceDN/>
+        <w:bidi w:val="0"/>
+        <w:adjustRightInd/>
+        <w:snapToGrid/>
+        <w:spacing w:after="0" w:line="276" w:lineRule="auto"/>
+        <w:ind w:firstLine="420" w:firstLineChars="0"/>
+        <w:textAlignment w:val="auto"/>
+        <w:rPr>
+          <w:rFonts w:hint="default" w:ascii="Times New Roman" w:hAnsi="Times New Roman" w:eastAsia="微软雅黑" w:cs="Times New Roman"/>
+          <w:bCs/>
+          <w:sz w:val="21"/>
+          <w:szCs w:val="21"/>
+          <w:lang w:eastAsia="zh-CN"/>
+        </w:rPr>
+      </w:pPr>
+      <w:r>
+        <w:rPr>
+          <w:rFonts w:hint="default" w:ascii="Times New Roman" w:hAnsi="Times New Roman" w:eastAsia="微软雅黑" w:cs="Times New Roman"/>
+          <w:bCs/>
+          <w:sz w:val="21"/>
+          <w:szCs w:val="21"/>
+          <w:lang w:eastAsia="zh-CN"/>
+        </w:rPr>
+        <w:t>{%endif%}{% endfor%}</w:t>
+      </w:r>
+    </w:p>
+    <w:bookmarkEnd w:id="10"/>
+    <w:p>
+      <w:pPr>
         <w:pStyle w:val="15"/>
         <w:widowControl/>
         <w:spacing w:line="360" w:lineRule="auto"/>
@@ -3992,6 +4267,16 @@
           <w:lang w:eastAsia="zh-CN"/>
         </w:rPr>
       </w:pPr>
+      <w:r>
+        <w:rPr>
+          <w:rFonts w:hint="eastAsia" w:ascii="Times New Roman" w:hAnsi="Times New Roman" w:eastAsia="微软雅黑" w:cs="Times New Roman"/>
+          <w:bCs/>
+          <w:sz w:val="21"/>
+          <w:szCs w:val="21"/>
+          <w:lang w:val="en-US" w:eastAsia="zh-CN"/>
+        </w:rPr>
+        <w:br w:type="page"/>
+      </w:r>
       <w:r>
         <w:rPr>
           <w:rFonts w:hint="eastAsia" w:ascii="Times New Roman" w:hAnsi="Times New Roman" w:eastAsia="微软雅黑" w:cs="Times New Roman"/>

--- a/WebContent/docx/BRAF_V600E基因检测报告-盖章版.docx
+++ b/WebContent/docx/BRAF_V600E基因检测报告-盖章版.docx
@@ -2361,7 +2361,7 @@
                 </mc:Choice>
                 <mc:Fallback>
                   <w:pict>
-                    <v:group id="_x0000_s1026" o:spid="_x0000_s1026" o:spt="203" style="position:absolute;left:0pt;margin-left:0.6pt;margin-top:-37.8pt;height:113.6pt;width:240.8pt;z-index:251664384;mso-width-relative:page;mso-height-relative:page;" coordorigin="19211,18842" coordsize="4816,2272" o:gfxdata="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">
+                    <v:group id="_x0000_s1026" o:spid="_x0000_s1026" o:spt="203" style="position:absolute;left:0pt;margin-left:0.6pt;margin-top:-37.8pt;height:113.6pt;width:240.8pt;z-index:251664384;mso-width-relative:page;mso-height-relative:page;" coordorigin="19211,18842" coordsize="4816,2272" o:gfxdata="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">
                       <o:lock v:ext="edit" aspectratio="f"/>
                       <v:group id="组合 6" o:spid="_x0000_s1026" o:spt="203" style="position:absolute;left:19211;top:18842;height:2273;width:4816;" coordorigin="19199,18902" coordsize="4816,2273" o:gfxdata="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">
                         <o:lock v:ext="edit" aspectratio="f"/>
@@ -2932,7 +2932,7 @@
                 </mc:Choice>
                 <mc:Fallback>
                   <w:pict>
-                    <v:group id="_x0000_s1026" o:spid="_x0000_s1026" o:spt="203" style="position:absolute;left:0pt;margin-left:0pt;margin-top:-29.2pt;height:113.65pt;width:246.8pt;z-index:251665408;mso-width-relative:page;mso-height-relative:page;" coordorigin="19199,20810" coordsize="4936,2273" o:gfxdata="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">
+                    <v:group id="_x0000_s1026" o:spid="_x0000_s1026" o:spt="203" style="position:absolute;left:0pt;margin-left:0pt;margin-top:-29.2pt;height:113.65pt;width:246.8pt;z-index:251665408;mso-width-relative:page;mso-height-relative:page;" coordorigin="19199,20810" coordsize="4936,2273" o:gfxdata="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">
                       <o:lock v:ext="edit" aspectratio="f"/>
                       <v:group id="组合 23" o:spid="_x0000_s1026" o:spt="203" style="position:absolute;left:19199;top:20810;height:2273;width:4936;" coordorigin="19199,20810" coordsize="4936,2273" o:gfxdata="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">
                         <o:lock v:ext="edit" aspectratio="f"/>
@@ -3254,11 +3254,11 @@
       <w:bookmarkStart w:id="1" w:name="_Toc13196_WPSOffice_Level1"/>
       <w:bookmarkStart w:id="2" w:name="_Toc21764_WPSOffice_Level1"/>
       <w:bookmarkStart w:id="3" w:name="_Toc12505"/>
-      <w:bookmarkStart w:id="4" w:name="_Toc22658"/>
-      <w:bookmarkStart w:id="5" w:name="_Toc16594"/>
-      <w:bookmarkStart w:id="6" w:name="_Toc27302"/>
-      <w:bookmarkStart w:id="7" w:name="_Toc28240"/>
-      <w:bookmarkStart w:id="8" w:name="_Toc1707_WPSOffice_Level1"/>
+      <w:bookmarkStart w:id="4" w:name="_Toc1707_WPSOffice_Level1"/>
+      <w:bookmarkStart w:id="5" w:name="_Toc28240"/>
+      <w:bookmarkStart w:id="6" w:name="_Toc16594"/>
+      <w:bookmarkStart w:id="7" w:name="_Toc22658"/>
+      <w:bookmarkStart w:id="8" w:name="_Toc27302"/>
       <w:r>
         <w:rPr>
           <w:rFonts w:ascii="Times New Roman" w:hAnsi="Times New Roman" w:eastAsia="微软雅黑" w:cs="黑体"/>
@@ -4070,7 +4070,6 @@
           <w:lang w:eastAsia="zh-CN"/>
         </w:rPr>
       </w:pPr>
-      <w:bookmarkStart w:id="10" w:name="_GoBack"/>
       <w:r>
         <w:rPr>
           <w:rFonts w:hint="default" w:ascii="Times New Roman" w:hAnsi="Times New Roman" w:eastAsia="微软雅黑" w:cs="Times New Roman"/>
@@ -4181,6 +4180,256 @@
     </w:p>
     <w:p>
       <w:pPr>
+        <w:spacing w:line="276" w:lineRule="auto"/>
+        <w:ind w:firstLine="420" w:firstLineChars="200"/>
+        <w:jc w:val="both"/>
+        <w:rPr>
+          <w:rFonts w:hint="default" w:ascii="Times New Roman" w:hAnsi="Times New Roman" w:eastAsia="微软雅黑" w:cs="Times New Roman"/>
+          <w:bCs/>
+          <w:sz w:val="21"/>
+          <w:szCs w:val="21"/>
+          <w:lang w:eastAsia="zh-CN"/>
+        </w:rPr>
+      </w:pPr>
+      <w:r>
+        <w:rPr>
+          <w:rFonts w:hint="eastAsia" w:ascii="Times New Roman" w:hAnsi="Times New Roman" w:eastAsia="微软雅黑" w:cs="黑体"/>
+          <w:sz w:val="21"/>
+          <w:lang w:eastAsia="zh-CN"/>
+        </w:rPr>
+        <w:t xml:space="preserve">{% if summaryOfRresults.type == </w:t>
+      </w:r>
+      <w:r>
+        <w:rPr>
+          <w:rFonts w:ascii="Times New Roman" w:hAnsi="Times New Roman" w:eastAsia="微软雅黑" w:cs="黑体"/>
+          <w:sz w:val="21"/>
+          <w:lang w:eastAsia="zh-CN"/>
+        </w:rPr>
+        <w:t>“tissue”</w:t>
+      </w:r>
+      <w:r>
+        <w:rPr>
+          <w:rFonts w:hint="eastAsia" w:ascii="Times New Roman" w:hAnsi="Times New Roman" w:eastAsia="微软雅黑" w:cs="黑体"/>
+          <w:sz w:val="21"/>
+          <w:lang w:eastAsia="zh-CN"/>
+        </w:rPr>
+        <w:t xml:space="preserve"> %}</w:t>
+      </w:r>
+      <w:r>
+        <w:rPr>
+          <w:rFonts w:hint="default" w:ascii="Times New Roman" w:hAnsi="Times New Roman" w:eastAsia="微软雅黑" w:cs="Times New Roman"/>
+          <w:bCs/>
+          <w:sz w:val="21"/>
+          <w:szCs w:val="21"/>
+          <w:lang w:eastAsia="zh-CN"/>
+        </w:rPr>
+        <w:t>1.本报告仅对送检样本负责，报告结果仅供参考，不代表临床决策意见，不作为临床诊断的依据。临床决策和诊断需要临床医生根据检测者各项检测结果进行综合评判</w:t>
+      </w:r>
+      <w:r>
+        <w:rPr>
+          <w:rFonts w:hint="eastAsia" w:ascii="Times New Roman" w:hAnsi="Times New Roman" w:eastAsia="微软雅黑" w:cs="Times New Roman"/>
+          <w:bCs/>
+          <w:sz w:val="21"/>
+          <w:szCs w:val="21"/>
+          <w:lang w:eastAsia="zh-CN"/>
+        </w:rPr>
+        <w:t>。</w:t>
+      </w:r>
+    </w:p>
+    <w:p>
+      <w:pPr>
+        <w:spacing w:line="276" w:lineRule="auto"/>
+        <w:ind w:firstLine="420" w:firstLineChars="200"/>
+        <w:jc w:val="both"/>
+        <w:rPr>
+          <w:rFonts w:hint="default" w:ascii="Times New Roman" w:hAnsi="Times New Roman" w:eastAsia="微软雅黑" w:cs="Times New Roman"/>
+          <w:bCs/>
+          <w:sz w:val="21"/>
+          <w:szCs w:val="21"/>
+          <w:lang w:eastAsia="zh-CN"/>
+        </w:rPr>
+      </w:pPr>
+      <w:r>
+        <w:rPr>
+          <w:rFonts w:hint="default" w:ascii="Times New Roman" w:hAnsi="Times New Roman" w:eastAsia="微软雅黑" w:cs="Times New Roman"/>
+          <w:bCs/>
+          <w:sz w:val="21"/>
+          <w:szCs w:val="21"/>
+          <w:lang w:eastAsia="zh-CN"/>
+        </w:rPr>
+        <w:t>2.本检测的分析和解读基于已发表的文献和公开的数据库，随着科学研究的发展和数据库的更新，变异解读可能发生一定的变更。</w:t>
+      </w:r>
+    </w:p>
+    <w:p>
+      <w:pPr>
+        <w:spacing w:line="276" w:lineRule="auto"/>
+        <w:ind w:firstLine="420" w:firstLineChars="200"/>
+        <w:jc w:val="both"/>
+        <w:rPr>
+          <w:rFonts w:hint="default" w:ascii="Times New Roman" w:hAnsi="Times New Roman" w:eastAsia="微软雅黑" w:cs="Times New Roman"/>
+          <w:bCs/>
+          <w:sz w:val="21"/>
+          <w:szCs w:val="21"/>
+          <w:lang w:eastAsia="zh-CN"/>
+        </w:rPr>
+      </w:pPr>
+      <w:r>
+        <w:rPr>
+          <w:rFonts w:hint="default" w:ascii="Times New Roman" w:hAnsi="Times New Roman" w:eastAsia="微软雅黑" w:cs="Times New Roman"/>
+          <w:bCs/>
+          <w:sz w:val="21"/>
+          <w:szCs w:val="21"/>
+          <w:lang w:eastAsia="zh-CN"/>
+        </w:rPr>
+        <w:t>3.本检测适用于发现指定基因DNA水平的变异，不涉及DNA甲基化、RNA水平或蛋白质水平的检测。</w:t>
+      </w:r>
+    </w:p>
+    <w:p>
+      <w:pPr>
+        <w:spacing w:line="276" w:lineRule="auto"/>
+        <w:ind w:firstLine="420" w:firstLineChars="200"/>
+        <w:jc w:val="both"/>
+        <w:rPr>
+          <w:rFonts w:hint="default" w:ascii="Times New Roman" w:hAnsi="Times New Roman" w:eastAsia="微软雅黑" w:cs="Times New Roman"/>
+          <w:bCs/>
+          <w:sz w:val="21"/>
+          <w:szCs w:val="21"/>
+          <w:lang w:eastAsia="zh-CN"/>
+        </w:rPr>
+      </w:pPr>
+      <w:r>
+        <w:rPr>
+          <w:rFonts w:hint="default" w:ascii="Times New Roman" w:hAnsi="Times New Roman" w:eastAsia="微软雅黑" w:cs="Times New Roman"/>
+          <w:bCs/>
+          <w:sz w:val="21"/>
+          <w:szCs w:val="21"/>
+          <w:lang w:eastAsia="zh-CN"/>
+        </w:rPr>
+        <w:t>4.如未检出指定基因的变异(即阴性结果)不能排除存在低于检测下限的变异的可能性。</w:t>
+      </w:r>
+    </w:p>
+    <w:p>
+      <w:pPr>
+        <w:spacing w:line="276" w:lineRule="auto"/>
+        <w:ind w:firstLine="420" w:firstLineChars="200"/>
+        <w:jc w:val="both"/>
+        <w:rPr>
+          <w:rFonts w:hint="default" w:ascii="Times New Roman" w:hAnsi="Times New Roman" w:eastAsia="微软雅黑" w:cs="Times New Roman"/>
+          <w:bCs/>
+          <w:sz w:val="21"/>
+          <w:szCs w:val="21"/>
+          <w:lang w:eastAsia="zh-CN"/>
+        </w:rPr>
+      </w:pPr>
+      <w:r>
+        <w:rPr>
+          <w:rFonts w:hint="default" w:ascii="Times New Roman" w:hAnsi="Times New Roman" w:eastAsia="微软雅黑" w:cs="Times New Roman"/>
+          <w:bCs/>
+          <w:sz w:val="21"/>
+          <w:szCs w:val="21"/>
+          <w:lang w:eastAsia="zh-CN"/>
+        </w:rPr>
+        <w:t>5.肿瘤是一种复杂的系统性疾病，评定是否为恶性肿瘤需要由临床医生综合多种检查结果进行判定。本检测不能用于确认或排除恶性肿瘤的存在。</w:t>
+      </w:r>
+    </w:p>
+    <w:p>
+      <w:pPr>
+        <w:spacing w:line="276" w:lineRule="auto"/>
+        <w:ind w:firstLine="420" w:firstLineChars="200"/>
+        <w:jc w:val="both"/>
+        <w:rPr>
+          <w:rFonts w:hint="default" w:ascii="Times New Roman" w:hAnsi="Times New Roman" w:eastAsia="微软雅黑" w:cs="Times New Roman"/>
+          <w:bCs/>
+          <w:sz w:val="21"/>
+          <w:szCs w:val="21"/>
+          <w:lang w:eastAsia="zh-CN"/>
+        </w:rPr>
+      </w:pPr>
+      <w:r>
+        <w:rPr>
+          <w:rFonts w:hint="default" w:ascii="Times New Roman" w:hAnsi="Times New Roman" w:eastAsia="微软雅黑" w:cs="Times New Roman"/>
+          <w:bCs/>
+          <w:sz w:val="21"/>
+          <w:szCs w:val="21"/>
+          <w:lang w:eastAsia="zh-CN"/>
+        </w:rPr>
+        <w:t>6.部分患者不存在明确的靶向药物对应的基因突变，所以并非所有受检者都可以找到对应靶向药物或明确耐药机制。</w:t>
+      </w:r>
+    </w:p>
+    <w:p>
+      <w:pPr>
+        <w:spacing w:line="276" w:lineRule="auto"/>
+        <w:ind w:firstLine="420" w:firstLineChars="200"/>
+        <w:jc w:val="both"/>
+        <w:rPr>
+          <w:rFonts w:hint="default" w:ascii="Times New Roman" w:hAnsi="Times New Roman" w:eastAsia="微软雅黑" w:cs="Times New Roman"/>
+          <w:bCs/>
+          <w:sz w:val="21"/>
+          <w:szCs w:val="21"/>
+          <w:lang w:eastAsia="zh-CN"/>
+        </w:rPr>
+      </w:pPr>
+      <w:r>
+        <w:rPr>
+          <w:rFonts w:hint="default" w:ascii="Times New Roman" w:hAnsi="Times New Roman" w:eastAsia="微软雅黑" w:cs="Times New Roman"/>
+          <w:bCs/>
+          <w:sz w:val="21"/>
+          <w:szCs w:val="21"/>
+          <w:lang w:eastAsia="zh-CN"/>
+        </w:rPr>
+        <w:t>7.检测范围外的基因变异和/或药物间相互作用等非基因变异因素均可能影响药物效果等临床表型。</w:t>
+      </w:r>
+    </w:p>
+    <w:p>
+      <w:pPr>
+        <w:spacing w:line="276" w:lineRule="auto"/>
+        <w:ind w:firstLine="420" w:firstLineChars="200"/>
+        <w:jc w:val="both"/>
+        <w:rPr>
+          <w:rFonts w:hint="default" w:ascii="Times New Roman" w:hAnsi="Times New Roman" w:eastAsia="微软雅黑" w:cs="Times New Roman"/>
+          <w:bCs/>
+          <w:sz w:val="21"/>
+          <w:szCs w:val="21"/>
+          <w:lang w:eastAsia="zh-CN"/>
+        </w:rPr>
+      </w:pPr>
+      <w:r>
+        <w:rPr>
+          <w:rFonts w:hint="default" w:ascii="Times New Roman" w:hAnsi="Times New Roman" w:eastAsia="微软雅黑" w:cs="Times New Roman"/>
+          <w:bCs/>
+          <w:sz w:val="21"/>
+          <w:szCs w:val="21"/>
+          <w:lang w:eastAsia="zh-CN"/>
+        </w:rPr>
+        <w:t>8.变异检出的敏感性受到送检样本中恶性肿瘤细胞比例的影响。</w:t>
+      </w:r>
+    </w:p>
+    <w:p>
+      <w:pPr>
+        <w:spacing w:line="276" w:lineRule="auto"/>
+        <w:ind w:firstLine="420" w:firstLineChars="200"/>
+        <w:jc w:val="both"/>
+        <w:rPr>
+          <w:rFonts w:hint="default" w:ascii="Times New Roman" w:hAnsi="Times New Roman" w:eastAsia="微软雅黑" w:cs="Times New Roman"/>
+          <w:bCs/>
+          <w:sz w:val="21"/>
+          <w:szCs w:val="21"/>
+          <w:lang w:eastAsia="zh-CN"/>
+        </w:rPr>
+      </w:pPr>
+      <w:r>
+        <w:rPr>
+          <w:rFonts w:hint="default" w:ascii="Times New Roman" w:hAnsi="Times New Roman" w:eastAsia="微软雅黑" w:cs="Times New Roman"/>
+          <w:bCs/>
+          <w:sz w:val="21"/>
+          <w:szCs w:val="21"/>
+          <w:lang w:eastAsia="zh-CN"/>
+        </w:rPr>
+        <w:t>9.本检测仅包括肿瘤组织，未包括对照样本。变异是否为体细胞突变来源是基于数据库和变异丰度的算法综合预测，不能完全排除胚系突变来源的可能性。</w:t>
+      </w:r>
+    </w:p>
+    <w:p>
+      <w:pPr>
         <w:keepNext w:val="0"/>
         <w:keepLines w:val="0"/>
         <w:pageBreakBefore w:val="0"/>
@@ -4194,10 +4443,33 @@
         <w:bidi w:val="0"/>
         <w:adjustRightInd/>
         <w:snapToGrid/>
-        <w:spacing w:after="0" w:line="276" w:lineRule="auto"/>
+        <w:spacing w:line="240" w:lineRule="auto"/>
+        <w:ind w:firstLine="420" w:firstLineChars="0"/>
+        <w:textAlignment w:val="auto"/>
+        <w:rPr>
+          <w:rFonts w:hint="default" w:ascii="Times New Roman" w:hAnsi="Times New Roman" w:eastAsia="微软雅黑" w:cs="Times New Roman"/>
+          <w:bCs/>
+          <w:sz w:val="21"/>
+          <w:szCs w:val="21"/>
+          <w:lang w:eastAsia="zh-CN"/>
+        </w:rPr>
+      </w:pPr>
+      <w:r>
+        <w:rPr>
+          <w:rFonts w:hint="default" w:ascii="Times New Roman" w:hAnsi="Times New Roman" w:eastAsia="微软雅黑" w:cs="Times New Roman"/>
+          <w:bCs/>
+          <w:sz w:val="21"/>
+          <w:szCs w:val="21"/>
+          <w:lang w:eastAsia="zh-CN"/>
+        </w:rPr>
+        <w:t>10.肿瘤发展或治疗过程中可能出现获得性基因变异，从而使癌症的突变谱发生变化，同时肿瘤也可能存在肿瘤间和肿瘤内的异质性。本检测报告结果仅对送检样品负责，如有疑义，请在收到结果后的7个工作日内与我们联系。</w:t>
+      </w:r>
+    </w:p>
+    <w:p>
+      <w:pPr>
+        <w:spacing w:line="276" w:lineRule="auto"/>
         <w:ind w:firstLine="420" w:firstLineChars="200"/>
         <w:jc w:val="both"/>
-        <w:textAlignment w:val="auto"/>
         <w:rPr>
           <w:rFonts w:hint="default" w:ascii="Times New Roman" w:hAnsi="Times New Roman" w:eastAsia="微软雅黑" w:cs="Times New Roman"/>
           <w:bCs/>
@@ -4208,13 +4480,247 @@
       </w:pPr>
       <w:r>
         <w:rPr>
+          <w:rFonts w:hint="eastAsia" w:ascii="Times New Roman" w:hAnsi="Times New Roman" w:eastAsia="微软雅黑" w:cs="黑体"/>
+          <w:sz w:val="21"/>
+          <w:lang w:eastAsia="zh-CN"/>
+        </w:rPr>
+        <w:t>{% else %}</w:t>
+      </w:r>
+      <w:r>
+        <w:rPr>
           <w:rFonts w:hint="default" w:ascii="Times New Roman" w:hAnsi="Times New Roman" w:eastAsia="微软雅黑" w:cs="Times New Roman"/>
           <w:bCs/>
           <w:sz w:val="21"/>
           <w:szCs w:val="21"/>
           <w:lang w:eastAsia="zh-CN"/>
         </w:rPr>
-        <w:t>{% for b in summaryOfRresults.productModularization.limitation_statement | nl() %}{%if loop.last%}{{ b }}{%else%}{{ b }}</w:t>
+        <w:t>1.本报告仅对送检样本负责，报告结果仅供参考，不代表临床决策意见，不作为临床诊断的依据。临床决策和诊断需要临床医生根据检测者各项检测结果进行综合评判</w:t>
+      </w:r>
+      <w:r>
+        <w:rPr>
+          <w:rFonts w:hint="eastAsia" w:ascii="Times New Roman" w:hAnsi="Times New Roman" w:eastAsia="微软雅黑" w:cs="Times New Roman"/>
+          <w:bCs/>
+          <w:sz w:val="21"/>
+          <w:szCs w:val="21"/>
+          <w:lang w:eastAsia="zh-CN"/>
+        </w:rPr>
+        <w:t>。</w:t>
+      </w:r>
+    </w:p>
+    <w:p>
+      <w:pPr>
+        <w:spacing w:line="276" w:lineRule="auto"/>
+        <w:ind w:firstLine="420" w:firstLineChars="200"/>
+        <w:jc w:val="both"/>
+        <w:rPr>
+          <w:rFonts w:hint="default" w:ascii="Times New Roman" w:hAnsi="Times New Roman" w:eastAsia="微软雅黑" w:cs="Times New Roman"/>
+          <w:bCs/>
+          <w:sz w:val="21"/>
+          <w:szCs w:val="21"/>
+          <w:lang w:eastAsia="zh-CN"/>
+        </w:rPr>
+      </w:pPr>
+      <w:r>
+        <w:rPr>
+          <w:rFonts w:hint="default" w:ascii="Times New Roman" w:hAnsi="Times New Roman" w:eastAsia="微软雅黑" w:cs="Times New Roman"/>
+          <w:bCs/>
+          <w:sz w:val="21"/>
+          <w:szCs w:val="21"/>
+          <w:lang w:eastAsia="zh-CN"/>
+        </w:rPr>
+        <w:t>2.本检测的分析和解读基于已发表的文献和公开的数据库，随着科学研究的发展和数据库的更新，变异解读可能发生一定的变更。</w:t>
+      </w:r>
+    </w:p>
+    <w:p>
+      <w:pPr>
+        <w:spacing w:line="276" w:lineRule="auto"/>
+        <w:ind w:firstLine="420" w:firstLineChars="200"/>
+        <w:jc w:val="both"/>
+        <w:rPr>
+          <w:rFonts w:hint="default" w:ascii="Times New Roman" w:hAnsi="Times New Roman" w:eastAsia="微软雅黑" w:cs="Times New Roman"/>
+          <w:bCs/>
+          <w:sz w:val="21"/>
+          <w:szCs w:val="21"/>
+          <w:lang w:eastAsia="zh-CN"/>
+        </w:rPr>
+      </w:pPr>
+      <w:r>
+        <w:rPr>
+          <w:rFonts w:hint="default" w:ascii="Times New Roman" w:hAnsi="Times New Roman" w:eastAsia="微软雅黑" w:cs="Times New Roman"/>
+          <w:bCs/>
+          <w:sz w:val="21"/>
+          <w:szCs w:val="21"/>
+          <w:lang w:eastAsia="zh-CN"/>
+        </w:rPr>
+        <w:t>3.本检测适用于发现指定基因DNA水平的变异，不涉及DNA甲基化、RNA水平或蛋白质水平的检测。</w:t>
+      </w:r>
+    </w:p>
+    <w:p>
+      <w:pPr>
+        <w:spacing w:line="276" w:lineRule="auto"/>
+        <w:ind w:firstLine="420" w:firstLineChars="200"/>
+        <w:jc w:val="both"/>
+        <w:rPr>
+          <w:rFonts w:hint="default" w:ascii="Times New Roman" w:hAnsi="Times New Roman" w:eastAsia="微软雅黑" w:cs="Times New Roman"/>
+          <w:bCs/>
+          <w:sz w:val="21"/>
+          <w:szCs w:val="21"/>
+          <w:lang w:eastAsia="zh-CN"/>
+        </w:rPr>
+      </w:pPr>
+      <w:r>
+        <w:rPr>
+          <w:rFonts w:hint="default" w:ascii="Times New Roman" w:hAnsi="Times New Roman" w:eastAsia="微软雅黑" w:cs="Times New Roman"/>
+          <w:bCs/>
+          <w:sz w:val="21"/>
+          <w:szCs w:val="21"/>
+          <w:lang w:eastAsia="zh-CN"/>
+        </w:rPr>
+        <w:t>4.如未检出指定基因的变异(即阴性结果)不能排除存在低于检测下限的变异的可能性。</w:t>
+      </w:r>
+    </w:p>
+    <w:p>
+      <w:pPr>
+        <w:spacing w:line="276" w:lineRule="auto"/>
+        <w:ind w:firstLine="420" w:firstLineChars="200"/>
+        <w:jc w:val="both"/>
+        <w:rPr>
+          <w:rFonts w:hint="default" w:ascii="Times New Roman" w:hAnsi="Times New Roman" w:eastAsia="微软雅黑" w:cs="Times New Roman"/>
+          <w:bCs/>
+          <w:sz w:val="21"/>
+          <w:szCs w:val="21"/>
+          <w:lang w:eastAsia="zh-CN"/>
+        </w:rPr>
+      </w:pPr>
+      <w:r>
+        <w:rPr>
+          <w:rFonts w:hint="default" w:ascii="Times New Roman" w:hAnsi="Times New Roman" w:eastAsia="微软雅黑" w:cs="Times New Roman"/>
+          <w:bCs/>
+          <w:sz w:val="21"/>
+          <w:szCs w:val="21"/>
+          <w:lang w:eastAsia="zh-CN"/>
+        </w:rPr>
+        <w:t>5.肿瘤是一种复杂的系统性疾病，评定是否为恶性肿瘤需要由临床医生综合多种检查结果进行判定。本检测不能用于确认或排除恶性肿瘤的存在。</w:t>
+      </w:r>
+    </w:p>
+    <w:p>
+      <w:pPr>
+        <w:spacing w:line="276" w:lineRule="auto"/>
+        <w:ind w:firstLine="420" w:firstLineChars="200"/>
+        <w:jc w:val="both"/>
+        <w:rPr>
+          <w:rFonts w:hint="default" w:ascii="Times New Roman" w:hAnsi="Times New Roman" w:eastAsia="微软雅黑" w:cs="Times New Roman"/>
+          <w:bCs/>
+          <w:sz w:val="21"/>
+          <w:szCs w:val="21"/>
+          <w:lang w:eastAsia="zh-CN"/>
+        </w:rPr>
+      </w:pPr>
+      <w:r>
+        <w:rPr>
+          <w:rFonts w:hint="default" w:ascii="Times New Roman" w:hAnsi="Times New Roman" w:eastAsia="微软雅黑" w:cs="Times New Roman"/>
+          <w:bCs/>
+          <w:sz w:val="21"/>
+          <w:szCs w:val="21"/>
+          <w:lang w:eastAsia="zh-CN"/>
+        </w:rPr>
+        <w:t>6.部分患者不存在明确的靶向药物对应的基因突变，所以并非所有受检者都可以找到对应靶向药物或明确耐药机制。</w:t>
+      </w:r>
+    </w:p>
+    <w:p>
+      <w:pPr>
+        <w:spacing w:line="276" w:lineRule="auto"/>
+        <w:ind w:firstLine="420" w:firstLineChars="200"/>
+        <w:jc w:val="both"/>
+        <w:rPr>
+          <w:rFonts w:hint="default" w:ascii="Times New Roman" w:hAnsi="Times New Roman" w:eastAsia="微软雅黑" w:cs="Times New Roman"/>
+          <w:bCs/>
+          <w:sz w:val="21"/>
+          <w:szCs w:val="21"/>
+          <w:lang w:eastAsia="zh-CN"/>
+        </w:rPr>
+      </w:pPr>
+      <w:r>
+        <w:rPr>
+          <w:rFonts w:hint="default" w:ascii="Times New Roman" w:hAnsi="Times New Roman" w:eastAsia="微软雅黑" w:cs="Times New Roman"/>
+          <w:bCs/>
+          <w:sz w:val="21"/>
+          <w:szCs w:val="21"/>
+          <w:lang w:eastAsia="zh-CN"/>
+        </w:rPr>
+        <w:t>7.检测范围外的基因变异和/或药物间相互作用等非基因变异因素均可能影响药物效果等临床表型。</w:t>
+      </w:r>
+    </w:p>
+    <w:p>
+      <w:pPr>
+        <w:spacing w:line="276" w:lineRule="auto"/>
+        <w:ind w:firstLine="420" w:firstLineChars="200"/>
+        <w:jc w:val="both"/>
+        <w:rPr>
+          <w:rFonts w:hint="default" w:ascii="Times New Roman" w:hAnsi="Times New Roman" w:eastAsia="微软雅黑" w:cs="Times New Roman"/>
+          <w:bCs/>
+          <w:sz w:val="21"/>
+          <w:szCs w:val="21"/>
+          <w:lang w:eastAsia="zh-CN"/>
+        </w:rPr>
+      </w:pPr>
+      <w:r>
+        <w:rPr>
+          <w:rFonts w:hint="default" w:ascii="Times New Roman" w:hAnsi="Times New Roman" w:eastAsia="微软雅黑" w:cs="Times New Roman"/>
+          <w:bCs/>
+          <w:sz w:val="21"/>
+          <w:szCs w:val="21"/>
+          <w:lang w:eastAsia="zh-CN"/>
+        </w:rPr>
+        <w:t>8.变异检出的敏感性受到送检样本中恶性肿瘤细胞比例的影响。</w:t>
+      </w:r>
+    </w:p>
+    <w:p>
+      <w:pPr>
+        <w:spacing w:line="276" w:lineRule="auto"/>
+        <w:ind w:firstLine="420" w:firstLineChars="200"/>
+        <w:jc w:val="both"/>
+        <w:rPr>
+          <w:rFonts w:hint="default" w:ascii="Times New Roman" w:hAnsi="Times New Roman" w:eastAsia="微软雅黑" w:cs="Times New Roman"/>
+          <w:bCs/>
+          <w:sz w:val="21"/>
+          <w:szCs w:val="21"/>
+          <w:lang w:eastAsia="zh-CN"/>
+        </w:rPr>
+      </w:pPr>
+      <w:r>
+        <w:rPr>
+          <w:rFonts w:hint="default" w:ascii="Times New Roman" w:hAnsi="Times New Roman" w:eastAsia="微软雅黑" w:cs="Times New Roman"/>
+          <w:bCs/>
+          <w:sz w:val="21"/>
+          <w:szCs w:val="21"/>
+          <w:lang w:eastAsia="zh-CN"/>
+        </w:rPr>
+        <w:t>9.外周血游离DNA(cfDNA)主要来自于正常细胞，其中的循环肿瘤DNA(ctDNA)占比一般极低。由于ctDNA占比受到肿瘤分期、肿瘤全身负荷、转移部位及当前治疗状况等多种因素的影响，ctDNA变异丰度与组织中的变异丰度不具备直接关联性；血浆中循环 DNA 源自病灶部位细胞释放入血液，并非所有病变细胞的变异都能释放入血，因此血浆中可检测到的变异可能无法完全反映病灶部位全部细胞变异情况。</w:t>
+      </w:r>
+    </w:p>
+    <w:p>
+      <w:pPr>
+        <w:spacing w:line="276" w:lineRule="auto"/>
+        <w:ind w:firstLine="420" w:firstLineChars="200"/>
+        <w:jc w:val="both"/>
+        <w:rPr>
+          <w:rFonts w:hint="default" w:ascii="Times New Roman" w:hAnsi="Times New Roman" w:eastAsia="微软雅黑" w:cs="Times New Roman"/>
+          <w:bCs/>
+          <w:sz w:val="21"/>
+          <w:szCs w:val="21"/>
+          <w:lang w:eastAsia="zh-CN"/>
+        </w:rPr>
+      </w:pPr>
+      <w:r>
+        <w:rPr>
+          <w:rFonts w:hint="default" w:ascii="Times New Roman" w:hAnsi="Times New Roman" w:eastAsia="微软雅黑" w:cs="Times New Roman"/>
+          <w:bCs/>
+          <w:sz w:val="21"/>
+          <w:szCs w:val="21"/>
+          <w:lang w:eastAsia="zh-CN"/>
+        </w:rPr>
+        <w:t>10.本检测仅包括cfDNA样本，未包括对照样本。变异是否为体细胞突变来源是基于数据库和变异丰度的算法综合预测，不能完全排除胚系突变来源或克隆性造血来源的可能性。</w:t>
       </w:r>
     </w:p>
     <w:p>
@@ -4222,7 +4728,7 @@
         <w:keepNext w:val="0"/>
         <w:keepLines w:val="0"/>
         <w:pageBreakBefore w:val="0"/>
-        <w:widowControl/>
+        <w:widowControl w:val="0"/>
         <w:kinsoku/>
         <w:wordWrap/>
         <w:overflowPunct/>
@@ -4232,7 +4738,7 @@
         <w:bidi w:val="0"/>
         <w:adjustRightInd/>
         <w:snapToGrid/>
-        <w:spacing w:after="0" w:line="276" w:lineRule="auto"/>
+        <w:spacing w:line="240" w:lineRule="auto"/>
         <w:ind w:firstLine="420" w:firstLineChars="0"/>
         <w:textAlignment w:val="auto"/>
         <w:rPr>
@@ -4251,10 +4757,19 @@
           <w:szCs w:val="21"/>
           <w:lang w:eastAsia="zh-CN"/>
         </w:rPr>
-        <w:t>{%endif%}{% endfor%}</w:t>
-      </w:r>
-    </w:p>
-    <w:bookmarkEnd w:id="10"/>
+        <w:t>11.肿瘤发展或治疗过程中可能出现获得性基因变异，从而使癌症的突变谱发生变化，同时肿瘤也可能存在肿瘤间和肿瘤内的异质性。本检测报告结果仅对送检样品负责，如有疑义，请在收到结果后的7个工作日内与我们联系。</w:t>
+      </w:r>
+      <w:r>
+        <w:rPr>
+          <w:rFonts w:hint="eastAsia" w:ascii="Times New Roman" w:hAnsi="Times New Roman" w:eastAsia="微软雅黑" w:cs="黑体"/>
+          <w:sz w:val="21"/>
+          <w:lang w:eastAsia="zh-CN"/>
+        </w:rPr>
+        <w:t>{% endif %}</w:t>
+      </w:r>
+      <w:bookmarkStart w:id="10" w:name="_GoBack"/>
+      <w:bookmarkEnd w:id="10"/>
+    </w:p>
     <w:p>
       <w:pPr>
         <w:pStyle w:val="15"/>

--- a/WebContent/docx/BRAF_V600E基因检测报告-盖章版.docx
+++ b/WebContent/docx/BRAF_V600E基因检测报告-盖章版.docx
@@ -10,6 +10,7 @@
           <w:lang w:eastAsia="zh-CN"/>
         </w:rPr>
         <w:sectPr>
+          <w:headerReference r:id="rId3" w:type="default"/>
           <w:pgSz w:w="11910" w:h="16840"/>
           <w:pgMar w:top="0" w:right="0" w:bottom="0" w:left="0" w:header="720" w:footer="720" w:gutter="0"/>
           <w:pgBorders>
@@ -24,18 +25,72 @@
       </w:pPr>
       <w:r>
         <w:rPr>
+          <w:rFonts w:hint="eastAsia" w:eastAsia="宋体"/>
+          <w:sz w:val="20"/>
+          <w:lang w:eastAsia="zh-CN"/>
+        </w:rPr>
+        <w:drawing>
+          <wp:anchor distT="0" distB="0" distL="114300" distR="114300" simplePos="0" relativeHeight="251667456" behindDoc="0" locked="0" layoutInCell="1" allowOverlap="1">
+            <wp:simplePos x="0" y="0"/>
+            <wp:positionH relativeFrom="column">
+              <wp:posOffset>-34925</wp:posOffset>
+            </wp:positionH>
+            <wp:positionV relativeFrom="paragraph">
+              <wp:posOffset>-633730</wp:posOffset>
+            </wp:positionV>
+            <wp:extent cx="7956550" cy="10721975"/>
+            <wp:effectExtent l="0" t="0" r="13970" b="6985"/>
+            <wp:wrapNone/>
+            <wp:docPr id="20" name="图片 20" descr="20250320-刘建峰-宣传册封面-06"/>
+            <wp:cNvGraphicFramePr>
+              <a:graphicFrameLocks xmlns:a="http://schemas.openxmlformats.org/drawingml/2006/main" noChangeAspect="1"/>
+            </wp:cNvGraphicFramePr>
+            <a:graphic xmlns:a="http://schemas.openxmlformats.org/drawingml/2006/main">
+              <a:graphicData uri="http://schemas.openxmlformats.org/drawingml/2006/picture">
+                <pic:pic xmlns:pic="http://schemas.openxmlformats.org/drawingml/2006/picture">
+                  <pic:nvPicPr>
+                    <pic:cNvPr id="20" name="图片 20" descr="20250320-刘建峰-宣传册封面-06"/>
+                    <pic:cNvPicPr>
+                      <a:picLocks noChangeAspect="1"/>
+                    </pic:cNvPicPr>
+                  </pic:nvPicPr>
+                  <pic:blipFill>
+                    <a:blip r:embed="rId7"/>
+                    <a:stretch>
+                      <a:fillRect/>
+                    </a:stretch>
+                  </pic:blipFill>
+                  <pic:spPr>
+                    <a:xfrm>
+                      <a:off x="0" y="0"/>
+                      <a:ext cx="7956550" cy="10721975"/>
+                    </a:xfrm>
+                    <a:prstGeom prst="rect">
+                      <a:avLst/>
+                    </a:prstGeom>
+                  </pic:spPr>
+                </pic:pic>
+              </a:graphicData>
+            </a:graphic>
+          </wp:anchor>
+        </w:drawing>
+      </w:r>
+      <w:bookmarkStart w:id="10" w:name="_GoBack"/>
+      <w:bookmarkEnd w:id="10"/>
+      <w:r>
+        <w:rPr>
           <w:lang w:eastAsia="zh-CN"/>
         </w:rPr>
         <mc:AlternateContent>
           <mc:Choice Requires="wps">
             <w:drawing>
-              <wp:anchor distT="0" distB="0" distL="114300" distR="114300" simplePos="0" relativeHeight="251667456" behindDoc="0" locked="0" layoutInCell="1" allowOverlap="1">
+              <wp:anchor distT="0" distB="0" distL="114300" distR="114300" simplePos="0" relativeHeight="251668480" behindDoc="0" locked="0" layoutInCell="1" allowOverlap="1">
                 <wp:simplePos x="0" y="0"/>
                 <wp:positionH relativeFrom="column">
-                  <wp:posOffset>57785</wp:posOffset>
+                  <wp:posOffset>74295</wp:posOffset>
                 </wp:positionH>
                 <wp:positionV relativeFrom="paragraph">
-                  <wp:posOffset>4121785</wp:posOffset>
+                  <wp:posOffset>3461385</wp:posOffset>
                 </wp:positionV>
                 <wp:extent cx="6316980" cy="2331085"/>
                 <wp:effectExtent l="0" t="0" r="0" b="0"/>
@@ -174,7 +229,7 @@
           </mc:Choice>
           <mc:Fallback>
             <w:pict>
-              <v:shape id="_x0000_s1026" o:spid="_x0000_s1026" o:spt="202" type="#_x0000_t202" style="position:absolute;left:0pt;margin-left:4.55pt;margin-top:324.55pt;height:183.55pt;width:497.4pt;z-index:251667456;v-text-anchor:middle;mso-width-relative:page;mso-height-relative:page;" filled="f" stroked="f" coordsize="21600,21600" o:gfxdata="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">
+              <v:shape id="_x0000_s1026" o:spid="_x0000_s1026" o:spt="202" type="#_x0000_t202" style="position:absolute;left:0pt;margin-left:5.85pt;margin-top:272.55pt;height:183.55pt;width:497.4pt;z-index:251668480;v-text-anchor:middle;mso-width-relative:page;mso-height-relative:page;" filled="f" stroked="f" coordsize="21600,21600" o:gfxdata="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">
                 <v:fill on="f" focussize="0,0"/>
                 <v:stroke on="f" weight="0.5pt"/>
                 <v:imagedata o:title=""/>
@@ -276,55 +331,295 @@
       </w:r>
       <w:r>
         <w:rPr>
-          <w:rFonts w:hint="eastAsia" w:eastAsia="宋体"/>
-          <w:sz w:val="20"/>
-          <w:lang w:eastAsia="zh-CN"/>
-        </w:rPr>
-        <w:drawing>
-          <wp:anchor distT="0" distB="0" distL="114300" distR="114300" simplePos="0" relativeHeight="251666432" behindDoc="0" locked="0" layoutInCell="1" allowOverlap="1">
-            <wp:simplePos x="0" y="0"/>
-            <wp:positionH relativeFrom="column">
-              <wp:posOffset>-3175</wp:posOffset>
-            </wp:positionH>
-            <wp:positionV relativeFrom="paragraph">
-              <wp:posOffset>1270</wp:posOffset>
-            </wp:positionV>
-            <wp:extent cx="7956550" cy="10721975"/>
-            <wp:effectExtent l="0" t="0" r="13970" b="6985"/>
-            <wp:wrapNone/>
-            <wp:docPr id="20" name="图片 20" descr="20250320-刘建峰-宣传册封面-06"/>
-            <wp:cNvGraphicFramePr>
-              <a:graphicFrameLocks xmlns:a="http://schemas.openxmlformats.org/drawingml/2006/main" noChangeAspect="1"/>
-            </wp:cNvGraphicFramePr>
-            <a:graphic xmlns:a="http://schemas.openxmlformats.org/drawingml/2006/main">
-              <a:graphicData uri="http://schemas.openxmlformats.org/drawingml/2006/picture">
-                <pic:pic xmlns:pic="http://schemas.openxmlformats.org/drawingml/2006/picture">
-                  <pic:nvPicPr>
-                    <pic:cNvPr id="20" name="图片 20" descr="20250320-刘建峰-宣传册封面-06"/>
-                    <pic:cNvPicPr>
-                      <a:picLocks noChangeAspect="1"/>
-                    </pic:cNvPicPr>
-                  </pic:nvPicPr>
-                  <pic:blipFill>
-                    <a:blip r:embed="rId6"/>
-                    <a:stretch>
-                      <a:fillRect/>
-                    </a:stretch>
-                  </pic:blipFill>
-                  <pic:spPr>
-                    <a:xfrm>
-                      <a:off x="0" y="0"/>
-                      <a:ext cx="7956550" cy="10721975"/>
-                    </a:xfrm>
-                    <a:prstGeom prst="rect">
-                      <a:avLst/>
-                    </a:prstGeom>
-                  </pic:spPr>
-                </pic:pic>
-              </a:graphicData>
-            </a:graphic>
-          </wp:anchor>
-        </w:drawing>
+          <w:sz w:val="22"/>
+        </w:rPr>
+        <mc:AlternateContent>
+          <mc:Choice Requires="wps">
+            <w:drawing>
+              <wp:anchor distT="0" distB="0" distL="114300" distR="114300" simplePos="0" relativeHeight="251669504" behindDoc="0" locked="0" layoutInCell="1" allowOverlap="1">
+                <wp:simplePos x="0" y="0"/>
+                <wp:positionH relativeFrom="column">
+                  <wp:posOffset>429895</wp:posOffset>
+                </wp:positionH>
+                <wp:positionV relativeFrom="paragraph">
+                  <wp:posOffset>7954010</wp:posOffset>
+                </wp:positionV>
+                <wp:extent cx="4082415" cy="957580"/>
+                <wp:effectExtent l="0" t="0" r="0" b="0"/>
+                <wp:wrapNone/>
+                <wp:docPr id="30" name="文本框 30"/>
+                <wp:cNvGraphicFramePr/>
+                <a:graphic xmlns:a="http://schemas.openxmlformats.org/drawingml/2006/main">
+                  <a:graphicData uri="http://schemas.microsoft.com/office/word/2010/wordprocessingShape">
+                    <wps:wsp>
+                      <wps:cNvSpPr txBox="1"/>
+                      <wps:spPr>
+                        <a:xfrm>
+                          <a:off x="0" y="0"/>
+                          <a:ext cx="4082415" cy="957580"/>
+                        </a:xfrm>
+                        <a:prstGeom prst="rect">
+                          <a:avLst/>
+                        </a:prstGeom>
+                        <a:noFill/>
+                        <a:ln w="6350">
+                          <a:noFill/>
+                        </a:ln>
+                      </wps:spPr>
+                      <wps:style>
+                        <a:lnRef idx="0">
+                          <a:schemeClr val="accent1"/>
+                        </a:lnRef>
+                        <a:fillRef idx="0">
+                          <a:schemeClr val="accent1"/>
+                        </a:fillRef>
+                        <a:effectRef idx="0">
+                          <a:schemeClr val="accent1"/>
+                        </a:effectRef>
+                        <a:fontRef idx="minor">
+                          <a:schemeClr val="dk1"/>
+                        </a:fontRef>
+                      </wps:style>
+                      <wps:txbx>
+                        <w:txbxContent>
+                          <w:p>
+                            <w:pPr>
+                              <w:rPr>
+                                <w:rFonts w:ascii="Times New Roman" w:hAnsi="Times New Roman" w:eastAsia="等线" w:cs="宋体"/>
+                                <w:sz w:val="24"/>
+                                <w:szCs w:val="22"/>
+                                <w:lang w:val="en-US" w:eastAsia="zh-CN" w:bidi="ar-SA"/>
+                              </w:rPr>
+                            </w:pPr>
+                            <w:r>
+                              <w:rPr>
+                                <w:rFonts w:ascii="Times New Roman" w:hAnsi="Times New Roman" w:eastAsia="等线" w:cs="宋体"/>
+                                <w:sz w:val="24"/>
+                                <w:szCs w:val="22"/>
+                                <w:lang w:val="en-US" w:eastAsia="zh-CN" w:bidi="ar-SA"/>
+                              </w:rPr>
+                              <w:t>{{ summaryOfRresults.binary | ci(</w:t>
+                            </w:r>
+                            <w:r>
+                              <w:rPr>
+                                <w:rFonts w:hint="eastAsia" w:ascii="Times New Roman" w:hAnsi="Times New Roman" w:eastAsia="等线" w:cs="宋体"/>
+                                <w:sz w:val="24"/>
+                                <w:szCs w:val="22"/>
+                                <w:lang w:val="en-US" w:eastAsia="zh-CN" w:bidi="ar-SA"/>
+                              </w:rPr>
+                              <w:t>35.4</w:t>
+                            </w:r>
+                            <w:r>
+                              <w:rPr>
+                                <w:rFonts w:ascii="Times New Roman" w:hAnsi="Times New Roman" w:eastAsia="等线" w:cs="宋体"/>
+                                <w:sz w:val="24"/>
+                                <w:szCs w:val="22"/>
+                                <w:lang w:val="en-US" w:eastAsia="zh-CN" w:bidi="ar-SA"/>
+                              </w:rPr>
+                              <w:t>,</w:t>
+                            </w:r>
+                            <w:r>
+                              <w:rPr>
+                                <w:rFonts w:hint="eastAsia" w:ascii="Times New Roman" w:hAnsi="Times New Roman" w:eastAsia="等线" w:cs="宋体"/>
+                                <w:sz w:val="24"/>
+                                <w:szCs w:val="22"/>
+                                <w:lang w:val="en-US" w:eastAsia="zh-CN" w:bidi="ar-SA"/>
+                              </w:rPr>
+                              <w:t>35.4</w:t>
+                            </w:r>
+                            <w:r>
+                              <w:rPr>
+                                <w:rFonts w:ascii="Times New Roman" w:hAnsi="Times New Roman" w:eastAsia="等线" w:cs="宋体"/>
+                                <w:sz w:val="24"/>
+                                <w:szCs w:val="22"/>
+                                <w:lang w:val="en-US" w:eastAsia="zh-CN" w:bidi="ar-SA"/>
+                              </w:rPr>
+                              <w:t>) }}</w:t>
+                            </w:r>
+                          </w:p>
+                          <w:p>
+                            <w:pPr>
+                              <w:rPr>
+                                <w:rFonts w:hint="eastAsia" w:ascii="微软雅黑" w:hAnsi="微软雅黑" w:eastAsia="微软雅黑" w:cs="微软雅黑"/>
+                                <w:b/>
+                                <w:bCs/>
+                                <w:color w:val="0083C3"/>
+                                <w:sz w:val="20"/>
+                                <w:szCs w:val="20"/>
+                                <w:lang w:val="en-US" w:eastAsia="zh-CN" w:bidi="ar-SA"/>
+                              </w:rPr>
+                            </w:pPr>
+                            <w:r>
+                              <w:rPr>
+                                <w:rFonts w:hint="eastAsia" w:ascii="微软雅黑" w:hAnsi="微软雅黑" w:eastAsia="微软雅黑" w:cs="微软雅黑"/>
+                                <w:b/>
+                                <w:bCs/>
+                                <w:color w:val="0083C3"/>
+                                <w:sz w:val="20"/>
+                                <w:szCs w:val="20"/>
+                                <w:lang w:val="en-US" w:eastAsia="zh-CN" w:bidi="ar-SA"/>
+                              </w:rPr>
+                              <w:t>扫码认证</w:t>
+                            </w:r>
+                          </w:p>
+                          <w:p>
+                            <w:pPr>
+                              <w:widowControl/>
+                              <w:rPr>
+                                <w:rFonts w:hint="eastAsia" w:ascii="微软雅黑" w:hAnsi="微软雅黑" w:eastAsia="微软雅黑" w:cs="微软雅黑"/>
+                                <w:b/>
+                                <w:bCs/>
+                                <w:color w:val="0083C3"/>
+                                <w:sz w:val="20"/>
+                                <w:szCs w:val="20"/>
+                                <w:lang w:val="en-US" w:eastAsia="zh-CN" w:bidi="ar-SA"/>
+                              </w:rPr>
+                            </w:pPr>
+                            <w:r>
+                              <w:rPr>
+                                <w:rFonts w:hint="eastAsia" w:ascii="微软雅黑" w:hAnsi="微软雅黑" w:eastAsia="微软雅黑" w:cs="微软雅黑"/>
+                                <w:b/>
+                                <w:bCs/>
+                                <w:color w:val="0083C3"/>
+                                <w:sz w:val="20"/>
+                                <w:szCs w:val="20"/>
+                                <w:lang w:val="en-US" w:eastAsia="zh-CN" w:bidi="ar-SA"/>
+                              </w:rPr>
+                              <w:t>请受检者接收本报告后务必通过扫描防伪二维码确认报告真实性</w:t>
+                            </w:r>
+                          </w:p>
+                        </w:txbxContent>
+                      </wps:txbx>
+                      <wps:bodyPr rot="0" spcFirstLastPara="0" vertOverflow="overflow" horzOverflow="overflow" vert="horz" wrap="square" lIns="91440" tIns="45720" rIns="91440" bIns="45720" numCol="1" spcCol="0" rtlCol="0" fromWordArt="0" anchor="t" anchorCtr="0" forceAA="0" compatLnSpc="1">
+                        <a:noAutofit/>
+                      </wps:bodyPr>
+                    </wps:wsp>
+                  </a:graphicData>
+                </a:graphic>
+              </wp:anchor>
+            </w:drawing>
+          </mc:Choice>
+          <mc:Fallback>
+            <w:pict>
+              <v:shape id="_x0000_s1026" o:spid="_x0000_s1026" o:spt="202" type="#_x0000_t202" style="position:absolute;left:0pt;margin-left:33.85pt;margin-top:626.3pt;height:75.4pt;width:321.45pt;z-index:251669504;mso-width-relative:page;mso-height-relative:page;" filled="f" stroked="f" coordsize="21600,21600" o:gfxdata="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">
+                <v:fill on="f" focussize="0,0"/>
+                <v:stroke on="f" weight="0.5pt"/>
+                <v:imagedata o:title=""/>
+                <o:lock v:ext="edit" aspectratio="f"/>
+                <v:textbox>
+                  <w:txbxContent>
+                    <w:p>
+                      <w:pPr>
+                        <w:rPr>
+                          <w:rFonts w:ascii="Times New Roman" w:hAnsi="Times New Roman" w:eastAsia="等线" w:cs="宋体"/>
+                          <w:sz w:val="24"/>
+                          <w:szCs w:val="22"/>
+                          <w:lang w:val="en-US" w:eastAsia="zh-CN" w:bidi="ar-SA"/>
+                        </w:rPr>
+                      </w:pPr>
+                      <w:r>
+                        <w:rPr>
+                          <w:rFonts w:ascii="Times New Roman" w:hAnsi="Times New Roman" w:eastAsia="等线" w:cs="宋体"/>
+                          <w:sz w:val="24"/>
+                          <w:szCs w:val="22"/>
+                          <w:lang w:val="en-US" w:eastAsia="zh-CN" w:bidi="ar-SA"/>
+                        </w:rPr>
+                        <w:t>{{ summaryOfRresults.binary | ci(</w:t>
+                      </w:r>
+                      <w:r>
+                        <w:rPr>
+                          <w:rFonts w:hint="eastAsia" w:ascii="Times New Roman" w:hAnsi="Times New Roman" w:eastAsia="等线" w:cs="宋体"/>
+                          <w:sz w:val="24"/>
+                          <w:szCs w:val="22"/>
+                          <w:lang w:val="en-US" w:eastAsia="zh-CN" w:bidi="ar-SA"/>
+                        </w:rPr>
+                        <w:t>35.4</w:t>
+                      </w:r>
+                      <w:r>
+                        <w:rPr>
+                          <w:rFonts w:ascii="Times New Roman" w:hAnsi="Times New Roman" w:eastAsia="等线" w:cs="宋体"/>
+                          <w:sz w:val="24"/>
+                          <w:szCs w:val="22"/>
+                          <w:lang w:val="en-US" w:eastAsia="zh-CN" w:bidi="ar-SA"/>
+                        </w:rPr>
+                        <w:t>,</w:t>
+                      </w:r>
+                      <w:r>
+                        <w:rPr>
+                          <w:rFonts w:hint="eastAsia" w:ascii="Times New Roman" w:hAnsi="Times New Roman" w:eastAsia="等线" w:cs="宋体"/>
+                          <w:sz w:val="24"/>
+                          <w:szCs w:val="22"/>
+                          <w:lang w:val="en-US" w:eastAsia="zh-CN" w:bidi="ar-SA"/>
+                        </w:rPr>
+                        <w:t>35.4</w:t>
+                      </w:r>
+                      <w:r>
+                        <w:rPr>
+                          <w:rFonts w:ascii="Times New Roman" w:hAnsi="Times New Roman" w:eastAsia="等线" w:cs="宋体"/>
+                          <w:sz w:val="24"/>
+                          <w:szCs w:val="22"/>
+                          <w:lang w:val="en-US" w:eastAsia="zh-CN" w:bidi="ar-SA"/>
+                        </w:rPr>
+                        <w:t>) }}</w:t>
+                      </w:r>
+                    </w:p>
+                    <w:p>
+                      <w:pPr>
+                        <w:rPr>
+                          <w:rFonts w:hint="eastAsia" w:ascii="微软雅黑" w:hAnsi="微软雅黑" w:eastAsia="微软雅黑" w:cs="微软雅黑"/>
+                          <w:b/>
+                          <w:bCs/>
+                          <w:color w:val="0083C3"/>
+                          <w:sz w:val="20"/>
+                          <w:szCs w:val="20"/>
+                          <w:lang w:val="en-US" w:eastAsia="zh-CN" w:bidi="ar-SA"/>
+                        </w:rPr>
+                      </w:pPr>
+                      <w:r>
+                        <w:rPr>
+                          <w:rFonts w:hint="eastAsia" w:ascii="微软雅黑" w:hAnsi="微软雅黑" w:eastAsia="微软雅黑" w:cs="微软雅黑"/>
+                          <w:b/>
+                          <w:bCs/>
+                          <w:color w:val="0083C3"/>
+                          <w:sz w:val="20"/>
+                          <w:szCs w:val="20"/>
+                          <w:lang w:val="en-US" w:eastAsia="zh-CN" w:bidi="ar-SA"/>
+                        </w:rPr>
+                        <w:t>扫码认证</w:t>
+                      </w:r>
+                    </w:p>
+                    <w:p>
+                      <w:pPr>
+                        <w:widowControl/>
+                        <w:rPr>
+                          <w:rFonts w:hint="eastAsia" w:ascii="微软雅黑" w:hAnsi="微软雅黑" w:eastAsia="微软雅黑" w:cs="微软雅黑"/>
+                          <w:b/>
+                          <w:bCs/>
+                          <w:color w:val="0083C3"/>
+                          <w:sz w:val="20"/>
+                          <w:szCs w:val="20"/>
+                          <w:lang w:val="en-US" w:eastAsia="zh-CN" w:bidi="ar-SA"/>
+                        </w:rPr>
+                      </w:pPr>
+                      <w:r>
+                        <w:rPr>
+                          <w:rFonts w:hint="eastAsia" w:ascii="微软雅黑" w:hAnsi="微软雅黑" w:eastAsia="微软雅黑" w:cs="微软雅黑"/>
+                          <w:b/>
+                          <w:bCs/>
+                          <w:color w:val="0083C3"/>
+                          <w:sz w:val="20"/>
+                          <w:szCs w:val="20"/>
+                          <w:lang w:val="en-US" w:eastAsia="zh-CN" w:bidi="ar-SA"/>
+                        </w:rPr>
+                        <w:t>请受检者接收本报告后务必通过扫描防伪二维码确认报告真实性</w:t>
+                      </w:r>
+                    </w:p>
+                  </w:txbxContent>
+                </v:textbox>
+              </v:shape>
+            </w:pict>
+          </mc:Fallback>
+        </mc:AlternateContent>
       </w:r>
     </w:p>
     <w:p>
@@ -364,7 +659,7 @@
         <mc:AlternateContent>
           <mc:Choice Requires="wps">
             <w:drawing>
-              <wp:anchor distT="0" distB="0" distL="114300" distR="114300" simplePos="0" relativeHeight="251660288" behindDoc="0" locked="0" layoutInCell="1" allowOverlap="1">
+              <wp:anchor distT="0" distB="0" distL="114300" distR="114300" simplePos="0" relativeHeight="251661312" behindDoc="0" locked="0" layoutInCell="1" allowOverlap="1">
                 <wp:simplePos x="0" y="0"/>
                 <wp:positionH relativeFrom="column">
                   <wp:align>center</wp:align>
@@ -418,7 +713,7 @@
           </mc:Choice>
           <mc:Fallback>
             <w:pict>
-              <v:line id="_x0000_s1026" o:spid="_x0000_s1026" o:spt="20" style="position:absolute;left:0pt;margin-top:11.9pt;height:0pt;width:521.55pt;mso-position-horizontal:center;z-index:251660288;mso-width-relative:page;mso-height-relative:page;" filled="f" stroked="t" coordsize="21600,21600" o:gfxdata="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">
+              <v:line id="_x0000_s1026" o:spid="_x0000_s1026" o:spt="20" style="position:absolute;left:0pt;margin-top:11.9pt;height:0pt;width:521.55pt;mso-position-horizontal:center;z-index:251661312;mso-width-relative:page;mso-height-relative:page;" filled="f" stroked="t" coordsize="21600,21600" o:gfxdata="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">
                 <v:fill on="f" focussize="0,0"/>
                 <v:stroke weight="2.25pt" color="#000000 [3213]" miterlimit="8" joinstyle="miter"/>
                 <v:imagedata o:title=""/>
@@ -435,7 +730,7 @@
         <mc:AlternateContent>
           <mc:Choice Requires="wps">
             <w:drawing>
-              <wp:anchor distT="0" distB="0" distL="114300" distR="114300" simplePos="0" relativeHeight="251659264" behindDoc="0" locked="0" layoutInCell="1" allowOverlap="1">
+              <wp:anchor distT="0" distB="0" distL="114300" distR="114300" simplePos="0" relativeHeight="251660288" behindDoc="0" locked="0" layoutInCell="1" allowOverlap="1">
                 <wp:simplePos x="0" y="0"/>
                 <wp:positionH relativeFrom="column">
                   <wp:align>center</wp:align>
@@ -489,7 +784,7 @@
           </mc:Choice>
           <mc:Fallback>
             <w:pict>
-              <v:line id="_x0000_s1026" o:spid="_x0000_s1026" o:spt="20" style="position:absolute;left:0pt;margin-top:5.65pt;height:0pt;width:521.55pt;mso-position-horizontal:center;z-index:251659264;mso-width-relative:page;mso-height-relative:page;" filled="f" stroked="t" coordsize="21600,21600" o:gfxdata="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">
+              <v:line id="_x0000_s1026" o:spid="_x0000_s1026" o:spt="20" style="position:absolute;left:0pt;margin-top:5.65pt;height:0pt;width:521.55pt;mso-position-horizontal:center;z-index:251660288;mso-width-relative:page;mso-height-relative:page;" filled="f" stroked="t" coordsize="21600,21600" o:gfxdata="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">
                 <v:fill on="f" focussize="0,0"/>
                 <v:stroke weight="2.25pt" color="#000000 [3213]" miterlimit="8" joinstyle="miter"/>
                 <v:imagedata o:title=""/>
@@ -2207,7 +2502,7 @@
               <mc:AlternateContent>
                 <mc:Choice Requires="wpg">
                   <w:drawing>
-                    <wp:anchor distT="0" distB="0" distL="114300" distR="114300" simplePos="0" relativeHeight="251664384" behindDoc="0" locked="0" layoutInCell="1" allowOverlap="1">
+                    <wp:anchor distT="0" distB="0" distL="114300" distR="114300" simplePos="0" relativeHeight="251665408" behindDoc="0" locked="0" layoutInCell="1" allowOverlap="1">
                       <wp:simplePos x="0" y="0"/>
                       <wp:positionH relativeFrom="column">
                         <wp:posOffset>7620</wp:posOffset>
@@ -2251,7 +2546,7 @@
                                   </pic:cNvPicPr>
                                 </pic:nvPicPr>
                                 <pic:blipFill>
-                                  <a:blip r:embed="rId7">
+                                  <a:blip r:embed="rId8">
                                     <a:clrChange>
                                       <a:clrFrom>
                                         <a:srgbClr val="FFFFFF">
@@ -2289,7 +2584,7 @@
                                   </pic:cNvPicPr>
                                 </pic:nvPicPr>
                                 <pic:blipFill>
-                                  <a:blip r:embed="rId8">
+                                  <a:blip r:embed="rId9">
                                     <a:extLst>
                                       <a:ext uri="{28A0092B-C50C-407E-A947-70E740481C1C}">
                                         <a14:useLocalDpi xmlns:a14="http://schemas.microsoft.com/office/drawing/2010/main" val="0"/>
@@ -2324,7 +2619,7 @@
                                 </pic:cNvPicPr>
                               </pic:nvPicPr>
                               <pic:blipFill>
-                                <a:blip r:embed="rId9">
+                                <a:blip r:embed="rId10">
                                   <a:clrChange>
                                     <a:clrFrom>
                                       <a:srgbClr val="FFFFFF">
@@ -2361,27 +2656,27 @@
                 </mc:Choice>
                 <mc:Fallback>
                   <w:pict>
-                    <v:group id="_x0000_s1026" o:spid="_x0000_s1026" o:spt="203" style="position:absolute;left:0pt;margin-left:0.6pt;margin-top:-37.8pt;height:113.6pt;width:240.8pt;z-index:251664384;mso-width-relative:page;mso-height-relative:page;" coordorigin="19211,18842" coordsize="4816,2272" o:gfxdata="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">
+                    <v:group id="_x0000_s1026" o:spid="_x0000_s1026" o:spt="203" style="position:absolute;left:0pt;margin-left:0.6pt;margin-top:-37.8pt;height:113.6pt;width:240.8pt;z-index:251665408;mso-width-relative:page;mso-height-relative:page;" coordorigin="19211,18842" coordsize="4816,2272" o:gfxdata="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">
                       <o:lock v:ext="edit" aspectratio="f"/>
                       <v:group id="组合 6" o:spid="_x0000_s1026" o:spt="203" style="position:absolute;left:19211;top:18842;height:2273;width:4816;" coordorigin="19199,18902" coordsize="4816,2273" o:gfxdata="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">
                         <o:lock v:ext="edit" aspectratio="f"/>
                         <v:shape id="图片 6" o:spid="_x0000_s1026" o:spt="75" alt="蔡冬雪" type="#_x0000_t75" style="position:absolute;left:19199;top:19551;height:566;width:1261;" filled="f" o:preferrelative="t" stroked="f" coordsize="21600,21600" o:gfxdata="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">
                           <v:fill on="f" focussize="0,0"/>
                           <v:stroke on="f"/>
-                          <v:imagedata r:id="rId7" cropleft="12226f" croptop="21838f" cropright="12384f" cropbottom="17497f" chromakey="#FFFFFF" o:title=""/>
+                          <v:imagedata r:id="rId8" cropleft="12226f" croptop="21838f" cropright="12384f" cropbottom="17497f" chromakey="#FFFFFF" o:title=""/>
                           <o:lock v:ext="edit" aspectratio="t"/>
                         </v:shape>
                         <v:shape id="图片 25" o:spid="_x0000_s1026" o:spt="75" type="#_x0000_t75" style="position:absolute;left:21742;top:18902;height:2273;width:2273;" filled="f" o:preferrelative="t" stroked="f" coordsize="21600,21600" o:gfxdata="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">
                           <v:fill on="f" focussize="0,0"/>
                           <v:stroke on="f"/>
-                          <v:imagedata r:id="rId8" o:title=""/>
+                          <v:imagedata r:id="rId9" o:title=""/>
                           <o:lock v:ext="edit" aspectratio="t"/>
                         </v:shape>
                       </v:group>
                       <v:shape id="图片 4" o:spid="_x0000_s1026" o:spt="75" alt="王建丽" type="#_x0000_t75" style="position:absolute;left:22261;top:19395;height:713;width:1258;" filled="f" o:preferrelative="t" stroked="f" coordsize="21600,21600" o:gfxdata="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">
                         <v:fill on="f" focussize="0,0"/>
                         <v:stroke on="f"/>
-                        <v:imagedata r:id="rId9" chromakey="#FFFFFF" o:title=""/>
+                        <v:imagedata r:id="rId10" chromakey="#FFFFFF" o:title=""/>
                         <o:lock v:ext="edit" aspectratio="t"/>
                       </v:shape>
                     </v:group>
@@ -2774,7 +3069,7 @@
               <mc:AlternateContent>
                 <mc:Choice Requires="wpg">
                   <w:drawing>
-                    <wp:anchor distT="0" distB="0" distL="114300" distR="114300" simplePos="0" relativeHeight="251665408" behindDoc="0" locked="0" layoutInCell="1" allowOverlap="1">
+                    <wp:anchor distT="0" distB="0" distL="114300" distR="114300" simplePos="0" relativeHeight="251666432" behindDoc="0" locked="0" layoutInCell="1" allowOverlap="1">
                       <wp:simplePos x="0" y="0"/>
                       <wp:positionH relativeFrom="column">
                         <wp:posOffset>0</wp:posOffset>
@@ -2818,7 +3113,7 @@
                                   </pic:cNvPicPr>
                                 </pic:nvPicPr>
                                 <pic:blipFill>
-                                  <a:blip r:embed="rId10">
+                                  <a:blip r:embed="rId11">
                                     <a:clrChange>
                                       <a:clrFrom>
                                         <a:srgbClr val="FFFFFF">
@@ -2860,7 +3155,7 @@
                                   </pic:cNvPicPr>
                                 </pic:nvPicPr>
                                 <pic:blipFill>
-                                  <a:blip r:embed="rId8">
+                                  <a:blip r:embed="rId9">
                                     <a:extLst>
                                       <a:ext uri="{28A0092B-C50C-407E-A947-70E740481C1C}">
                                         <a14:useLocalDpi xmlns:a14="http://schemas.microsoft.com/office/drawing/2010/main" val="0"/>
@@ -2895,7 +3190,7 @@
                                 </pic:cNvPicPr>
                               </pic:nvPicPr>
                               <pic:blipFill>
-                                <a:blip r:embed="rId9">
+                                <a:blip r:embed="rId10">
                                   <a:clrChange>
                                     <a:clrFrom>
                                       <a:srgbClr val="FFFFFF">
@@ -2932,27 +3227,27 @@
                 </mc:Choice>
                 <mc:Fallback>
                   <w:pict>
-                    <v:group id="_x0000_s1026" o:spid="_x0000_s1026" o:spt="203" style="position:absolute;left:0pt;margin-left:0pt;margin-top:-29.2pt;height:113.65pt;width:246.8pt;z-index:251665408;mso-width-relative:page;mso-height-relative:page;" coordorigin="19199,20810" coordsize="4936,2273" o:gfxdata="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">
+                    <v:group id="_x0000_s1026" o:spid="_x0000_s1026" o:spt="203" style="position:absolute;left:0pt;margin-left:0pt;margin-top:-29.2pt;height:113.65pt;width:246.8pt;z-index:251666432;mso-width-relative:page;mso-height-relative:page;" coordorigin="19199,20810" coordsize="4936,2273" o:gfxdata="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">
                       <o:lock v:ext="edit" aspectratio="f"/>
                       <v:group id="组合 23" o:spid="_x0000_s1026" o:spt="203" style="position:absolute;left:19199;top:20810;height:2273;width:4936;" coordorigin="19199,20810" coordsize="4936,2273" o:gfxdata="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">
                         <o:lock v:ext="edit" aspectratio="f"/>
                         <v:shape id="图片 1" o:spid="_x0000_s1026" o:spt="75" type="#_x0000_t75" style="position:absolute;left:19199;top:21203;height:901;width:1672;" filled="f" o:preferrelative="t" stroked="f" coordsize="21600,21600" o:gfxdata="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">
                           <v:fill on="f" focussize="0,0"/>
                           <v:stroke on="f"/>
-                          <v:imagedata r:id="rId10" cropleft="7158f" croptop="7646f" chromakey="#FFFFFF" o:title=""/>
+                          <v:imagedata r:id="rId11" cropleft="7158f" croptop="7646f" chromakey="#FFFFFF" o:title=""/>
                           <o:lock v:ext="edit" aspectratio="t"/>
                         </v:shape>
                         <v:shape id="图片 25" o:spid="_x0000_s1026" o:spt="75" type="#_x0000_t75" style="position:absolute;left:21862;top:20810;height:2273;width:2273;" filled="f" o:preferrelative="t" stroked="f" coordsize="21600,21600" o:gfxdata="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">
                           <v:fill on="f" focussize="0,0"/>
                           <v:stroke on="f"/>
-                          <v:imagedata r:id="rId8" o:title=""/>
+                          <v:imagedata r:id="rId9" o:title=""/>
                           <o:lock v:ext="edit" aspectratio="t"/>
                         </v:shape>
                       </v:group>
                       <v:shape id="图片 11" o:spid="_x0000_s1026" o:spt="75" alt="王建丽" type="#_x0000_t75" style="position:absolute;left:22321;top:21215;height:842;width:1488;" filled="f" o:preferrelative="t" stroked="f" coordsize="21600,21600" o:gfxdata="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">
                         <v:fill on="f" focussize="0,0"/>
                         <v:stroke on="f"/>
-                        <v:imagedata r:id="rId9" chromakey="#FFFFFF" o:title=""/>
+                        <v:imagedata r:id="rId10" chromakey="#FFFFFF" o:title=""/>
                         <o:lock v:ext="edit" aspectratio="t"/>
                       </v:shape>
                     </v:group>
@@ -3250,15 +3545,15 @@
           </w14:shadow>
         </w:rPr>
       </w:pPr>
-      <w:bookmarkStart w:id="0" w:name="_Toc2409"/>
-      <w:bookmarkStart w:id="1" w:name="_Toc13196_WPSOffice_Level1"/>
-      <w:bookmarkStart w:id="2" w:name="_Toc21764_WPSOffice_Level1"/>
-      <w:bookmarkStart w:id="3" w:name="_Toc12505"/>
-      <w:bookmarkStart w:id="4" w:name="_Toc1707_WPSOffice_Level1"/>
-      <w:bookmarkStart w:id="5" w:name="_Toc28240"/>
-      <w:bookmarkStart w:id="6" w:name="_Toc16594"/>
-      <w:bookmarkStart w:id="7" w:name="_Toc22658"/>
-      <w:bookmarkStart w:id="8" w:name="_Toc27302"/>
+      <w:bookmarkStart w:id="0" w:name="_Toc1707_WPSOffice_Level1"/>
+      <w:bookmarkStart w:id="1" w:name="_Toc27302"/>
+      <w:bookmarkStart w:id="2" w:name="_Toc16594"/>
+      <w:bookmarkStart w:id="3" w:name="_Toc22658"/>
+      <w:bookmarkStart w:id="4" w:name="_Toc2409"/>
+      <w:bookmarkStart w:id="5" w:name="_Toc13196_WPSOffice_Level1"/>
+      <w:bookmarkStart w:id="6" w:name="_Toc12505"/>
+      <w:bookmarkStart w:id="7" w:name="_Toc21764_WPSOffice_Level1"/>
+      <w:bookmarkStart w:id="8" w:name="_Toc28240"/>
       <w:r>
         <w:rPr>
           <w:rFonts w:ascii="Times New Roman" w:hAnsi="Times New Roman" w:eastAsia="微软雅黑" w:cs="黑体"/>
@@ -4767,8 +5062,6 @@
         </w:rPr>
         <w:t>{% endif %}</w:t>
       </w:r>
-      <w:bookmarkStart w:id="10" w:name="_GoBack"/>
-      <w:bookmarkEnd w:id="10"/>
     </w:p>
     <w:p>
       <w:pPr>
@@ -5194,7 +5487,7 @@
         <w:pStyle w:val="15"/>
         <w:widowControl/>
         <w:rPr>
-          <w:rFonts w:ascii="Times New Roman" w:hAnsi="Times New Roman" w:eastAsia="等线"/>
+          <w:rFonts w:hint="eastAsia" w:ascii="Times New Roman" w:hAnsi="Times New Roman" w:eastAsia="等线"/>
           <w:lang w:eastAsia="zh-CN"/>
         </w:rPr>
       </w:pPr>
@@ -5205,7 +5498,7 @@
           <w:szCs w:val="24"/>
         </w:rPr>
         <w:drawing>
-          <wp:anchor distT="0" distB="0" distL="114935" distR="114935" simplePos="0" relativeHeight="251662336" behindDoc="0" locked="0" layoutInCell="1" allowOverlap="1">
+          <wp:anchor distT="0" distB="0" distL="114935" distR="114935" simplePos="0" relativeHeight="251663360" behindDoc="0" locked="0" layoutInCell="1" allowOverlap="1">
             <wp:simplePos x="0" y="0"/>
             <wp:positionH relativeFrom="column">
               <wp:posOffset>28575</wp:posOffset>
@@ -5230,7 +5523,7 @@
                     </pic:cNvPicPr>
                   </pic:nvPicPr>
                   <pic:blipFill>
-                    <a:blip r:embed="rId11"/>
+                    <a:blip r:embed="rId12"/>
                     <a:stretch>
                       <a:fillRect/>
                     </a:stretch>
@@ -5261,7 +5554,7 @@
           <w:szCs w:val="24"/>
         </w:rPr>
         <w:drawing>
-          <wp:anchor distT="0" distB="0" distL="114935" distR="114935" simplePos="0" relativeHeight="251663360" behindDoc="0" locked="0" layoutInCell="1" allowOverlap="1">
+          <wp:anchor distT="0" distB="0" distL="114935" distR="114935" simplePos="0" relativeHeight="251664384" behindDoc="0" locked="0" layoutInCell="1" allowOverlap="1">
             <wp:simplePos x="0" y="0"/>
             <wp:positionH relativeFrom="column">
               <wp:posOffset>723900</wp:posOffset>
@@ -5286,7 +5579,7 @@
                     </pic:cNvPicPr>
                   </pic:nvPicPr>
                   <pic:blipFill>
-                    <a:blip r:embed="rId12"/>
+                    <a:blip r:embed="rId13"/>
                     <a:stretch>
                       <a:fillRect/>
                     </a:stretch>
@@ -5360,41 +5653,26 @@
         </w:rPr>
         <w:t xml:space="preserve"> </w:t>
       </w:r>
-      <w:r>
-        <w:rPr>
-          <w:rFonts w:ascii="Times New Roman" w:hAnsi="Times New Roman" w:eastAsia="等线"/>
-          <w:lang w:eastAsia="zh-CN"/>
-        </w:rPr>
-        <w:t>{{ summaryOfRresults.binary | ci(</w:t>
-      </w:r>
-      <w:r>
+    </w:p>
+    <w:p>
+      <w:pPr>
+        <w:pStyle w:val="15"/>
+        <w:widowControl/>
         <w:rPr>
           <w:rFonts w:hint="eastAsia" w:ascii="Times New Roman" w:hAnsi="Times New Roman" w:eastAsia="等线"/>
           <w:lang w:eastAsia="zh-CN"/>
         </w:rPr>
-        <w:t>35.4</w:t>
-      </w:r>
-      <w:r>
-        <w:rPr>
-          <w:rFonts w:ascii="Times New Roman" w:hAnsi="Times New Roman" w:eastAsia="等线"/>
-          <w:lang w:eastAsia="zh-CN"/>
-        </w:rPr>
-        <w:t>,</w:t>
-      </w:r>
-      <w:r>
+      </w:pPr>
+    </w:p>
+    <w:p>
+      <w:pPr>
+        <w:pStyle w:val="15"/>
+        <w:widowControl/>
         <w:rPr>
           <w:rFonts w:hint="eastAsia" w:ascii="Times New Roman" w:hAnsi="Times New Roman" w:eastAsia="等线"/>
           <w:lang w:eastAsia="zh-CN"/>
         </w:rPr>
-        <w:t>35.4</w:t>
-      </w:r>
-      <w:r>
-        <w:rPr>
-          <w:rFonts w:ascii="Times New Roman" w:hAnsi="Times New Roman" w:eastAsia="等线"/>
-          <w:lang w:eastAsia="zh-CN"/>
-        </w:rPr>
-        <w:t>) }}</w:t>
-      </w:r>
+      </w:pPr>
     </w:p>
     <w:p>
       <w:pPr>
@@ -5434,7 +5712,7 @@
           <w:szCs w:val="20"/>
           <w:lang w:eastAsia="zh-CN"/>
         </w:rPr>
-        <w:t>诺禾医学   诺禾在线   扫码认证</w:t>
+        <w:t>诺禾医学   诺禾在线</w:t>
       </w:r>
     </w:p>
     <w:p>
@@ -5498,7 +5776,7 @@
           <w:lang w:eastAsia="zh-CN"/>
         </w:rPr>
         <w:drawing>
-          <wp:anchor distT="0" distB="0" distL="0" distR="0" simplePos="0" relativeHeight="251661312" behindDoc="1" locked="0" layoutInCell="1" allowOverlap="1">
+          <wp:anchor distT="0" distB="0" distL="0" distR="0" simplePos="0" relativeHeight="251662336" behindDoc="1" locked="0" layoutInCell="1" allowOverlap="1">
             <wp:simplePos x="0" y="0"/>
             <wp:positionH relativeFrom="column">
               <wp:posOffset>4900295</wp:posOffset>
@@ -5523,7 +5801,7 @@
                     </pic:cNvPicPr>
                   </pic:nvPicPr>
                   <pic:blipFill>
-                    <a:blip r:embed="rId13"/>
+                    <a:blip r:embed="rId14"/>
                     <a:srcRect/>
                     <a:stretch>
                       <a:fillRect/>
@@ -5867,8 +6145,8 @@
       </w:r>
     </w:p>
     <w:sectPr>
-      <w:headerReference r:id="rId3" w:type="default"/>
-      <w:footerReference r:id="rId4" w:type="default"/>
+      <w:headerReference r:id="rId4" w:type="default"/>
+      <w:footerReference r:id="rId5" w:type="default"/>
       <w:pgSz w:w="11910" w:h="16840"/>
       <w:pgMar w:top="1037" w:right="1020" w:bottom="981" w:left="1020" w:header="0" w:footer="0" w:gutter="0"/>
       <w:pgBorders>
@@ -5898,6 +6176,31 @@
 <w:hdr xmlns:wpc="http://schemas.microsoft.com/office/word/2010/wordprocessingCanvas" xmlns:mc="http://schemas.openxmlformats.org/markup-compatibility/2006" xmlns:o="urn:schemas-microsoft-com:office:office" xmlns:r="http://schemas.openxmlformats.org/officeDocument/2006/relationships" xmlns:m="http://schemas.openxmlformats.org/officeDocument/2006/math" xmlns:v="urn:schemas-microsoft-com:vml" xmlns:wp14="http://schemas.microsoft.com/office/word/2010/wordprocessingDrawing" xmlns:wp="http://schemas.openxmlformats.org/drawingml/2006/wordprocessingDrawing" xmlns:w10="urn:schemas-microsoft-com:office:word" xmlns:w="http://schemas.openxmlformats.org/wordprocessingml/2006/main" xmlns:w14="http://schemas.microsoft.com/office/word/2010/wordml" xmlns:w15="http://schemas.microsoft.com/office/word/2012/wordml" xmlns:wpg="http://schemas.microsoft.com/office/word/2010/wordprocessingGroup" xmlns:wpi="http://schemas.microsoft.com/office/word/2010/wordprocessingInk" xmlns:wne="http://schemas.microsoft.com/office/word/2006/wordml" xmlns:wps="http://schemas.microsoft.com/office/word/2010/wordprocessingShape" xmlns:wpsCustomData="http://www.wps.cn/officeDocument/2013/wpsCustomData" mc:Ignorable="w14 w15 wp14">
   <w:p>
     <w:pPr>
+      <w:pStyle w:val="12"/>
+    </w:pPr>
+    <w:r>
+      <w:rPr>
+        <w:sz w:val="18"/>
+      </w:rPr>
+      <w:pict>
+        <v:shape id="PowerPlusWaterMarkObject291817" o:spid="_x0000_s2049" o:spt="136" type="#_x0000_t136" style="position:absolute;left:0pt;height:48.3pt;width:166.5pt;mso-position-horizontal:center;mso-position-horizontal-relative:margin;mso-position-vertical:center;mso-position-vertical-relative:margin;rotation:-2949120f;z-index:-251657216;mso-width-relative:page;mso-height-relative:page;" fillcolor="#C0C0C0" filled="t" stroked="f" coordsize="21600,21600" adj="10800">
+          <v:path/>
+          <v:fill on="t" opacity="32768f" focussize="0,0"/>
+          <v:stroke on="f"/>
+          <v:imagedata o:title=""/>
+          <o:lock v:ext="edit" aspectratio="t"/>
+          <v:textpath on="t" fitshape="t" fitpath="t" trim="t" xscale="f" string="{{ client }}" style="font-family:微软雅黑;font-size:48pt;v-same-letter-heights:f;v-text-align:center;"/>
+        </v:shape>
+      </w:pict>
+    </w:r>
+  </w:p>
+</w:hdr>
+</file>
+
+<file path=word/header2.xml><?xml version="1.0" encoding="utf-8"?>
+<w:hdr xmlns:wpc="http://schemas.microsoft.com/office/word/2010/wordprocessingCanvas" xmlns:mc="http://schemas.openxmlformats.org/markup-compatibility/2006" xmlns:o="urn:schemas-microsoft-com:office:office" xmlns:r="http://schemas.openxmlformats.org/officeDocument/2006/relationships" xmlns:m="http://schemas.openxmlformats.org/officeDocument/2006/math" xmlns:v="urn:schemas-microsoft-com:vml" xmlns:wp14="http://schemas.microsoft.com/office/word/2010/wordprocessingDrawing" xmlns:wp="http://schemas.openxmlformats.org/drawingml/2006/wordprocessingDrawing" xmlns:w10="urn:schemas-microsoft-com:office:word" xmlns:w="http://schemas.openxmlformats.org/wordprocessingml/2006/main" xmlns:w14="http://schemas.microsoft.com/office/word/2010/wordml" xmlns:w15="http://schemas.microsoft.com/office/word/2012/wordml" xmlns:wpg="http://schemas.microsoft.com/office/word/2010/wordprocessingGroup" xmlns:wpi="http://schemas.microsoft.com/office/word/2010/wordprocessingInk" xmlns:wne="http://schemas.microsoft.com/office/word/2006/wordml" xmlns:wps="http://schemas.microsoft.com/office/word/2010/wordprocessingShape" xmlns:wpsCustomData="http://www.wps.cn/officeDocument/2013/wpsCustomData" mc:Ignorable="w14 w15 wp14">
+  <w:p>
+    <w:pPr>
       <w:spacing w:line="14" w:lineRule="auto"/>
       <w:jc w:val="right"/>
       <w:rPr>
@@ -5906,6 +6209,21 @@
         <w:lang w:eastAsia="zh-CN"/>
       </w:rPr>
     </w:pPr>
+    <w:r>
+      <w:rPr>
+        <w:sz w:val="18"/>
+      </w:rPr>
+      <w:pict>
+        <v:shape id="_x0000_s2050" o:spid="_x0000_s2050" o:spt="136" type="#_x0000_t136" style="position:absolute;left:0pt;height:48.3pt;width:166.5pt;mso-position-horizontal:center;mso-position-horizontal-relative:margin;mso-position-vertical:center;mso-position-vertical-relative:margin;rotation:-2949120f;z-index:-251656192;mso-width-relative:page;mso-height-relative:page;" fillcolor="#C0C0C0" filled="t" stroked="f" coordsize="21600,21600" adj="10800">
+          <v:path/>
+          <v:fill on="t" opacity="32768f" focussize="0,0"/>
+          <v:stroke on="f"/>
+          <v:imagedata o:title=""/>
+          <o:lock v:ext="edit" aspectratio="t"/>
+          <v:textpath on="t" fitshape="t" fitpath="t" trim="t" xscale="f" string="{{ client }}" style="font-family:微软雅黑;font-size:48pt;v-same-letter-heights:f;v-text-align:center;"/>
+        </v:shape>
+      </w:pict>
+    </w:r>
   </w:p>
 </w:hdr>
 </file>
@@ -7773,6 +8091,8 @@
     <customSectPr/>
   </customSectProps>
   <customShpExts>
+    <customShpInfo spid="_x0000_s2049"/>
+    <customShpInfo spid="_x0000_s2050"/>
     <customShpInfo spid="_x0000_s1026" textRotate="1"/>
   </customShpExts>
 </s:customData>

--- a/WebContent/docx/BRAF_V600E基因检测报告-盖章版.docx
+++ b/WebContent/docx/BRAF_V600E基因检测报告-盖章版.docx
@@ -30,7 +30,7 @@
           <w:lang w:eastAsia="zh-CN"/>
         </w:rPr>
         <w:drawing>
-          <wp:anchor distT="0" distB="0" distL="114300" distR="114300" simplePos="0" relativeHeight="251667456" behindDoc="0" locked="0" layoutInCell="1" allowOverlap="1">
+          <wp:anchor distT="0" distB="0" distL="114300" distR="114300" simplePos="0" relativeHeight="251665408" behindDoc="0" locked="0" layoutInCell="1" allowOverlap="1">
             <wp:simplePos x="0" y="0"/>
             <wp:positionH relativeFrom="column">
               <wp:posOffset>-34925</wp:posOffset>
@@ -75,8 +75,6 @@
           </wp:anchor>
         </w:drawing>
       </w:r>
-      <w:bookmarkStart w:id="10" w:name="_GoBack"/>
-      <w:bookmarkEnd w:id="10"/>
       <w:r>
         <w:rPr>
           <w:lang w:eastAsia="zh-CN"/>
@@ -84,7 +82,7 @@
         <mc:AlternateContent>
           <mc:Choice Requires="wps">
             <w:drawing>
-              <wp:anchor distT="0" distB="0" distL="114300" distR="114300" simplePos="0" relativeHeight="251668480" behindDoc="0" locked="0" layoutInCell="1" allowOverlap="1">
+              <wp:anchor distT="0" distB="0" distL="114300" distR="114300" simplePos="0" relativeHeight="251666432" behindDoc="0" locked="0" layoutInCell="1" allowOverlap="1">
                 <wp:simplePos x="0" y="0"/>
                 <wp:positionH relativeFrom="column">
                   <wp:posOffset>74295</wp:posOffset>
@@ -229,7 +227,7 @@
           </mc:Choice>
           <mc:Fallback>
             <w:pict>
-              <v:shape id="_x0000_s1026" o:spid="_x0000_s1026" o:spt="202" type="#_x0000_t202" style="position:absolute;left:0pt;margin-left:5.85pt;margin-top:272.55pt;height:183.55pt;width:497.4pt;z-index:251668480;v-text-anchor:middle;mso-width-relative:page;mso-height-relative:page;" filled="f" stroked="f" coordsize="21600,21600" o:gfxdata="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">
+              <v:shape id="_x0000_s1026" o:spid="_x0000_s1026" o:spt="202" type="#_x0000_t202" style="position:absolute;left:0pt;margin-left:5.85pt;margin-top:272.55pt;height:183.55pt;width:497.4pt;z-index:251666432;v-text-anchor:middle;mso-width-relative:page;mso-height-relative:page;" filled="f" stroked="f" coordsize="21600,21600" o:gfxdata="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">
                 <v:fill on="f" focussize="0,0"/>
                 <v:stroke on="f" weight="0.5pt"/>
                 <v:imagedata o:title=""/>
@@ -336,7 +334,7 @@
         <mc:AlternateContent>
           <mc:Choice Requires="wps">
             <w:drawing>
-              <wp:anchor distT="0" distB="0" distL="114300" distR="114300" simplePos="0" relativeHeight="251669504" behindDoc="0" locked="0" layoutInCell="1" allowOverlap="1">
+              <wp:anchor distT="0" distB="0" distL="114300" distR="114300" simplePos="0" relativeHeight="251667456" behindDoc="0" locked="0" layoutInCell="1" allowOverlap="1">
                 <wp:simplePos x="0" y="0"/>
                 <wp:positionH relativeFrom="column">
                   <wp:posOffset>429895</wp:posOffset>
@@ -501,7 +499,7 @@
           </mc:Choice>
           <mc:Fallback>
             <w:pict>
-              <v:shape id="_x0000_s1026" o:spid="_x0000_s1026" o:spt="202" type="#_x0000_t202" style="position:absolute;left:0pt;margin-left:33.85pt;margin-top:626.3pt;height:75.4pt;width:321.45pt;z-index:251669504;mso-width-relative:page;mso-height-relative:page;" filled="f" stroked="f" coordsize="21600,21600" o:gfxdata="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">
+              <v:shape id="_x0000_s1026" o:spid="_x0000_s1026" o:spt="202" type="#_x0000_t202" style="position:absolute;left:0pt;margin-left:33.85pt;margin-top:626.3pt;height:75.4pt;width:321.45pt;z-index:251667456;mso-width-relative:page;mso-height-relative:page;" filled="f" stroked="f" coordsize="21600,21600" o:gfxdata="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">
                 <v:fill on="f" focussize="0,0"/>
                 <v:stroke on="f" weight="0.5pt"/>
                 <v:imagedata o:title=""/>
@@ -2351,10 +2349,10 @@
     <w:p>
       <w:pPr>
         <w:rPr>
-          <w:rFonts w:hint="default" w:ascii="Times New Roman" w:hAnsi="Times New Roman" w:eastAsia="微软雅黑" w:cs="Times New Roman"/>
+          <w:rFonts w:ascii="Times New Roman" w:hAnsi="Times New Roman" w:eastAsia="微软雅黑" w:cs="Times New Roman"/>
           <w:sz w:val="24"/>
           <w:szCs w:val="24"/>
-          <w:lang w:val="en-US" w:eastAsia="zh-CN"/>
+          <w:lang w:eastAsia="zh-CN"/>
         </w:rPr>
       </w:pPr>
       <w:r>
@@ -2402,13 +2400,6 @@
         </w:rPr>
         <w:t xml:space="preserve"> %}</w:t>
       </w:r>
-    </w:p>
-    <w:p>
-      <w:pPr>
-        <w:rPr>
-          <w:lang w:eastAsia="zh-CN"/>
-        </w:rPr>
-      </w:pPr>
     </w:p>
     <w:p>
       <w:pPr>
@@ -2446,7 +2437,7 @@
           </w:tblCellMar>
         </w:tblPrEx>
         <w:trPr>
-          <w:trHeight w:val="441" w:hRule="exact"/>
+          <w:trHeight w:val="680" w:hRule="exact"/>
           <w:jc w:val="right"/>
         </w:trPr>
         <w:tc>
@@ -2497,192 +2488,12 @@
             </w:pPr>
             <w:r>
               <w:rPr>
-                <w:sz w:val="22"/>
-              </w:rPr>
-              <mc:AlternateContent>
-                <mc:Choice Requires="wpg">
-                  <w:drawing>
-                    <wp:anchor distT="0" distB="0" distL="114300" distR="114300" simplePos="0" relativeHeight="251665408" behindDoc="0" locked="0" layoutInCell="1" allowOverlap="1">
-                      <wp:simplePos x="0" y="0"/>
-                      <wp:positionH relativeFrom="column">
-                        <wp:posOffset>7620</wp:posOffset>
-                      </wp:positionH>
-                      <wp:positionV relativeFrom="paragraph">
-                        <wp:posOffset>-480060</wp:posOffset>
-                      </wp:positionV>
-                      <wp:extent cx="3058160" cy="1442720"/>
-                      <wp:effectExtent l="0" t="0" r="5080" b="5080"/>
-                      <wp:wrapNone/>
-                      <wp:docPr id="9" name="组合 9"/>
-                      <wp:cNvGraphicFramePr/>
-                      <a:graphic xmlns:a="http://schemas.openxmlformats.org/drawingml/2006/main">
-                        <a:graphicData uri="http://schemas.microsoft.com/office/word/2010/wordprocessingGroup">
-                          <wpg:wgp>
-                            <wpg:cNvGrpSpPr/>
-                            <wpg:grpSpPr>
-                              <a:xfrm>
-                                <a:off x="0" y="0"/>
-                                <a:ext cx="3058160" cy="1442720"/>
-                                <a:chOff x="19211" y="18842"/>
-                                <a:chExt cx="4816" cy="2272"/>
-                              </a:xfrm>
-                            </wpg:grpSpPr>
-                            <wpg:grpSp>
-                              <wpg:cNvPr id="4" name="组合 6"/>
-                              <wpg:cNvGrpSpPr/>
-                              <wpg:grpSpPr>
-                                <a:xfrm>
-                                  <a:off x="19211" y="18842"/>
-                                  <a:ext cx="4816" cy="2273"/>
-                                  <a:chOff x="19199" y="18902"/>
-                                  <a:chExt cx="4816" cy="2273"/>
-                                </a:xfrm>
-                              </wpg:grpSpPr>
-                              <pic:pic xmlns:pic="http://schemas.openxmlformats.org/drawingml/2006/picture">
-                                <pic:nvPicPr>
-                                  <pic:cNvPr id="16" name="图片 6" descr="蔡冬雪"/>
-                                  <pic:cNvPicPr>
-                                    <a:picLocks noChangeAspect="1"/>
-                                  </pic:cNvPicPr>
-                                </pic:nvPicPr>
-                                <pic:blipFill>
-                                  <a:blip r:embed="rId8">
-                                    <a:clrChange>
-                                      <a:clrFrom>
-                                        <a:srgbClr val="FFFFFF">
-                                          <a:alpha val="100000"/>
-                                        </a:srgbClr>
-                                      </a:clrFrom>
-                                      <a:clrTo>
-                                        <a:srgbClr val="FFFFFF">
-                                          <a:alpha val="100000"/>
-                                          <a:alpha val="0"/>
-                                        </a:srgbClr>
-                                      </a:clrTo>
-                                    </a:clrChange>
-                                  </a:blip>
-                                  <a:srcRect l="18656" t="33322" r="18897" b="26699"/>
-                                  <a:stretch>
-                                    <a:fillRect/>
-                                  </a:stretch>
-                                </pic:blipFill>
-                                <pic:spPr>
-                                  <a:xfrm>
-                                    <a:off x="19199" y="19551"/>
-                                    <a:ext cx="1261" cy="566"/>
-                                  </a:xfrm>
-                                  <a:prstGeom prst="rect">
-                                    <a:avLst/>
-                                  </a:prstGeom>
-                                </pic:spPr>
-                              </pic:pic>
-                              <pic:pic xmlns:pic="http://schemas.openxmlformats.org/drawingml/2006/picture">
-                                <pic:nvPicPr>
-                                  <pic:cNvPr id="21" name="图片 25"/>
-                                  <pic:cNvPicPr>
-                                    <a:picLocks noChangeAspect="1" noChangeArrowheads="1"/>
-                                  </pic:cNvPicPr>
-                                </pic:nvPicPr>
-                                <pic:blipFill>
-                                  <a:blip r:embed="rId9">
-                                    <a:extLst>
-                                      <a:ext uri="{28A0092B-C50C-407E-A947-70E740481C1C}">
-                                        <a14:useLocalDpi xmlns:a14="http://schemas.microsoft.com/office/drawing/2010/main" val="0"/>
-                                      </a:ext>
-                                    </a:extLst>
-                                  </a:blip>
-                                  <a:srcRect/>
-                                  <a:stretch>
-                                    <a:fillRect/>
-                                  </a:stretch>
-                                </pic:blipFill>
-                                <pic:spPr>
-                                  <a:xfrm>
-                                    <a:off x="21742" y="18902"/>
-                                    <a:ext cx="2273" cy="2273"/>
-                                  </a:xfrm>
-                                  <a:prstGeom prst="rect">
-                                    <a:avLst/>
-                                  </a:prstGeom>
-                                  <a:noFill/>
-                                  <a:ln>
-                                    <a:noFill/>
-                                  </a:ln>
-                                </pic:spPr>
-                              </pic:pic>
-                            </wpg:grpSp>
-                            <pic:pic xmlns:pic="http://schemas.openxmlformats.org/drawingml/2006/picture">
-                              <pic:nvPicPr>
-                                <pic:cNvPr id="12" name="图片 4" descr="王建丽"/>
-                                <pic:cNvPicPr>
-                                  <a:picLocks noChangeAspect="1"/>
-                                </pic:cNvPicPr>
-                              </pic:nvPicPr>
-                              <pic:blipFill>
-                                <a:blip r:embed="rId10">
-                                  <a:clrChange>
-                                    <a:clrFrom>
-                                      <a:srgbClr val="FFFFFF">
-                                        <a:alpha val="100000"/>
-                                      </a:srgbClr>
-                                    </a:clrFrom>
-                                    <a:clrTo>
-                                      <a:srgbClr val="FFFFFF">
-                                        <a:alpha val="100000"/>
-                                        <a:alpha val="0"/>
-                                      </a:srgbClr>
-                                    </a:clrTo>
-                                  </a:clrChange>
-                                </a:blip>
-                                <a:stretch>
-                                  <a:fillRect/>
-                                </a:stretch>
-                              </pic:blipFill>
-                              <pic:spPr>
-                                <a:xfrm>
-                                  <a:off x="22261" y="19395"/>
-                                  <a:ext cx="1258" cy="713"/>
-                                </a:xfrm>
-                                <a:prstGeom prst="rect">
-                                  <a:avLst/>
-                                </a:prstGeom>
-                              </pic:spPr>
-                            </pic:pic>
-                          </wpg:wgp>
-                        </a:graphicData>
-                      </a:graphic>
-                    </wp:anchor>
-                  </w:drawing>
-                </mc:Choice>
-                <mc:Fallback>
-                  <w:pict>
-                    <v:group id="_x0000_s1026" o:spid="_x0000_s1026" o:spt="203" style="position:absolute;left:0pt;margin-left:0.6pt;margin-top:-37.8pt;height:113.6pt;width:240.8pt;z-index:251665408;mso-width-relative:page;mso-height-relative:page;" coordorigin="19211,18842" coordsize="4816,2272" o:gfxdata="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">
-                      <o:lock v:ext="edit" aspectratio="f"/>
-                      <v:group id="组合 6" o:spid="_x0000_s1026" o:spt="203" style="position:absolute;left:19211;top:18842;height:2273;width:4816;" coordorigin="19199,18902" coordsize="4816,2273" o:gfxdata="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">
-                        <o:lock v:ext="edit" aspectratio="f"/>
-                        <v:shape id="图片 6" o:spid="_x0000_s1026" o:spt="75" alt="蔡冬雪" type="#_x0000_t75" style="position:absolute;left:19199;top:19551;height:566;width:1261;" filled="f" o:preferrelative="t" stroked="f" coordsize="21600,21600" o:gfxdata="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">
-                          <v:fill on="f" focussize="0,0"/>
-                          <v:stroke on="f"/>
-                          <v:imagedata r:id="rId8" cropleft="12226f" croptop="21838f" cropright="12384f" cropbottom="17497f" chromakey="#FFFFFF" o:title=""/>
-                          <o:lock v:ext="edit" aspectratio="t"/>
-                        </v:shape>
-                        <v:shape id="图片 25" o:spid="_x0000_s1026" o:spt="75" type="#_x0000_t75" style="position:absolute;left:21742;top:18902;height:2273;width:2273;" filled="f" o:preferrelative="t" stroked="f" coordsize="21600,21600" o:gfxdata="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">
-                          <v:fill on="f" focussize="0,0"/>
-                          <v:stroke on="f"/>
-                          <v:imagedata r:id="rId9" o:title=""/>
-                          <o:lock v:ext="edit" aspectratio="t"/>
-                        </v:shape>
-                      </v:group>
-                      <v:shape id="图片 4" o:spid="_x0000_s1026" o:spt="75" alt="王建丽" type="#_x0000_t75" style="position:absolute;left:22261;top:19395;height:713;width:1258;" filled="f" o:preferrelative="t" stroked="f" coordsize="21600,21600" o:gfxdata="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">
-                        <v:fill on="f" focussize="0,0"/>
-                        <v:stroke on="f"/>
-                        <v:imagedata r:id="rId10" chromakey="#FFFFFF" o:title=""/>
-                        <o:lock v:ext="edit" aspectratio="t"/>
-                      </v:shape>
-                    </v:group>
-                  </w:pict>
-                </mc:Fallback>
-              </mc:AlternateContent>
+                <w:rFonts w:hint="eastAsia" w:ascii="Times New Roman" w:hAnsi="Times New Roman" w:cs="Times New Roman"/>
+                <w:b/>
+                <w:sz w:val="24"/>
+                <w:szCs w:val="24"/>
+              </w:rPr>
+              <w:t>{{"ty_tianjin1"|sign(64,28)}}</w:t>
             </w:r>
           </w:p>
         </w:tc>
@@ -2742,6 +2553,76 @@
                 <w:szCs w:val="24"/>
               </w:rPr>
             </w:pPr>
+            <w:r>
+              <w:rPr>
+                <w:rFonts w:hint="eastAsia" w:ascii="Times New Roman" w:hAnsi="Times New Roman" w:cs="Times New Roman"/>
+                <w:b/>
+                <w:sz w:val="24"/>
+                <w:szCs w:val="24"/>
+              </w:rPr>
+              <w:t>{{"ty_tianjin2"|sign(59,34)}}</w:t>
+            </w:r>
+            <w:r>
+              <w:rPr>
+                <w:sz w:val="18"/>
+              </w:rPr>
+              <w:drawing>
+                <wp:anchor distT="0" distB="0" distL="114300" distR="114300" simplePos="0" relativeHeight="251668480" behindDoc="0" locked="0" layoutInCell="1" allowOverlap="1">
+                  <wp:simplePos x="0" y="0"/>
+                  <wp:positionH relativeFrom="column">
+                    <wp:posOffset>-398145</wp:posOffset>
+                  </wp:positionH>
+                  <wp:positionV relativeFrom="paragraph">
+                    <wp:posOffset>-311785</wp:posOffset>
+                  </wp:positionV>
+                  <wp:extent cx="1443355" cy="1443355"/>
+                  <wp:effectExtent l="0" t="0" r="4445" b="4445"/>
+                  <wp:wrapNone/>
+                  <wp:docPr id="21" name="图片 25"/>
+                  <wp:cNvGraphicFramePr>
+                    <a:graphicFrameLocks xmlns:a="http://schemas.openxmlformats.org/drawingml/2006/main" noChangeAspect="1"/>
+                  </wp:cNvGraphicFramePr>
+                  <a:graphic xmlns:a="http://schemas.openxmlformats.org/drawingml/2006/main">
+                    <a:graphicData uri="http://schemas.openxmlformats.org/drawingml/2006/picture">
+                      <pic:pic xmlns:pic="http://schemas.openxmlformats.org/drawingml/2006/picture">
+                        <pic:nvPicPr>
+                          <pic:cNvPr id="21" name="图片 25"/>
+                          <pic:cNvPicPr>
+                            <a:picLocks noChangeAspect="1" noChangeArrowheads="1"/>
+                          </pic:cNvPicPr>
+                        </pic:nvPicPr>
+                        <pic:blipFill>
+                          <a:blip r:embed="rId8">
+                            <a:extLst>
+                              <a:ext uri="{28A0092B-C50C-407E-A947-70E740481C1C}">
+                                <a14:useLocalDpi xmlns:a14="http://schemas.microsoft.com/office/drawing/2010/main" val="0"/>
+                              </a:ext>
+                            </a:extLst>
+                          </a:blip>
+                          <a:srcRect/>
+                          <a:stretch>
+                            <a:fillRect/>
+                          </a:stretch>
+                        </pic:blipFill>
+                        <pic:spPr>
+                          <a:xfrm>
+                            <a:off x="0" y="0"/>
+                            <a:ext cx="1443355" cy="1443355"/>
+                          </a:xfrm>
+                          <a:prstGeom prst="rect">
+                            <a:avLst/>
+                          </a:prstGeom>
+                          <a:noFill/>
+                          <a:ln>
+                            <a:noFill/>
+                          </a:ln>
+                        </pic:spPr>
+                      </pic:pic>
+                    </a:graphicData>
+                  </a:graphic>
+                </wp:anchor>
+              </w:drawing>
+            </w:r>
           </w:p>
         </w:tc>
       </w:tr>
@@ -3013,7 +2894,7 @@
           </w:tblCellMar>
         </w:tblPrEx>
         <w:trPr>
-          <w:trHeight w:val="441" w:hRule="exact"/>
+          <w:trHeight w:val="680" w:hRule="exact"/>
           <w:jc w:val="right"/>
         </w:trPr>
         <w:tc>
@@ -3064,196 +2945,12 @@
             </w:pPr>
             <w:r>
               <w:rPr>
-                <w:sz w:val="22"/>
-              </w:rPr>
-              <mc:AlternateContent>
-                <mc:Choice Requires="wpg">
-                  <w:drawing>
-                    <wp:anchor distT="0" distB="0" distL="114300" distR="114300" simplePos="0" relativeHeight="251666432" behindDoc="0" locked="0" layoutInCell="1" allowOverlap="1">
-                      <wp:simplePos x="0" y="0"/>
-                      <wp:positionH relativeFrom="column">
-                        <wp:posOffset>0</wp:posOffset>
-                      </wp:positionH>
-                      <wp:positionV relativeFrom="paragraph">
-                        <wp:posOffset>-370840</wp:posOffset>
-                      </wp:positionV>
-                      <wp:extent cx="3134360" cy="1443355"/>
-                      <wp:effectExtent l="0" t="0" r="5080" b="4445"/>
-                      <wp:wrapNone/>
-                      <wp:docPr id="14" name="组合 14"/>
-                      <wp:cNvGraphicFramePr/>
-                      <a:graphic xmlns:a="http://schemas.openxmlformats.org/drawingml/2006/main">
-                        <a:graphicData uri="http://schemas.microsoft.com/office/word/2010/wordprocessingGroup">
-                          <wpg:wgp>
-                            <wpg:cNvGrpSpPr/>
-                            <wpg:grpSpPr>
-                              <a:xfrm>
-                                <a:off x="0" y="0"/>
-                                <a:ext cx="3134360" cy="1443355"/>
-                                <a:chOff x="19199" y="20810"/>
-                                <a:chExt cx="4936" cy="2273"/>
-                              </a:xfrm>
-                            </wpg:grpSpPr>
-                            <wpg:grpSp>
-                              <wpg:cNvPr id="15" name="组合 23"/>
-                              <wpg:cNvGrpSpPr/>
-                              <wpg:grpSpPr>
-                                <a:xfrm>
-                                  <a:off x="19199" y="20810"/>
-                                  <a:ext cx="4936" cy="2273"/>
-                                  <a:chOff x="19199" y="20810"/>
-                                  <a:chExt cx="4936" cy="2273"/>
-                                </a:xfrm>
-                              </wpg:grpSpPr>
-                              <pic:pic xmlns:pic="http://schemas.openxmlformats.org/drawingml/2006/picture">
-                                <pic:nvPicPr>
-                                  <pic:cNvPr id="13" name="图片 1"/>
-                                  <pic:cNvPicPr>
-                                    <a:picLocks noChangeAspect="1"/>
-                                  </pic:cNvPicPr>
-                                </pic:nvPicPr>
-                                <pic:blipFill>
-                                  <a:blip r:embed="rId11">
-                                    <a:clrChange>
-                                      <a:clrFrom>
-                                        <a:srgbClr val="FFFFFF">
-                                          <a:alpha val="100000"/>
-                                        </a:srgbClr>
-                                      </a:clrFrom>
-                                      <a:clrTo>
-                                        <a:srgbClr val="FFFFFF">
-                                          <a:alpha val="100000"/>
-                                          <a:alpha val="0"/>
-                                        </a:srgbClr>
-                                      </a:clrTo>
-                                    </a:clrChange>
-                                  </a:blip>
-                                  <a:srcRect l="10922" t="11667"/>
-                                  <a:stretch>
-                                    <a:fillRect/>
-                                  </a:stretch>
-                                </pic:blipFill>
-                                <pic:spPr>
-                                  <a:xfrm>
-                                    <a:off x="19199" y="21203"/>
-                                    <a:ext cx="1672" cy="901"/>
-                                  </a:xfrm>
-                                  <a:prstGeom prst="rect">
-                                    <a:avLst/>
-                                  </a:prstGeom>
-                                  <a:noFill/>
-                                  <a:ln>
-                                    <a:noFill/>
-                                  </a:ln>
-                                </pic:spPr>
-                              </pic:pic>
-                              <pic:pic xmlns:pic="http://schemas.openxmlformats.org/drawingml/2006/picture">
-                                <pic:nvPicPr>
-                                  <pic:cNvPr id="18" name="图片 25"/>
-                                  <pic:cNvPicPr>
-                                    <a:picLocks noChangeAspect="1" noChangeArrowheads="1"/>
-                                  </pic:cNvPicPr>
-                                </pic:nvPicPr>
-                                <pic:blipFill>
-                                  <a:blip r:embed="rId9">
-                                    <a:extLst>
-                                      <a:ext uri="{28A0092B-C50C-407E-A947-70E740481C1C}">
-                                        <a14:useLocalDpi xmlns:a14="http://schemas.microsoft.com/office/drawing/2010/main" val="0"/>
-                                      </a:ext>
-                                    </a:extLst>
-                                  </a:blip>
-                                  <a:srcRect/>
-                                  <a:stretch>
-                                    <a:fillRect/>
-                                  </a:stretch>
-                                </pic:blipFill>
-                                <pic:spPr>
-                                  <a:xfrm>
-                                    <a:off x="21862" y="20810"/>
-                                    <a:ext cx="2273" cy="2273"/>
-                                  </a:xfrm>
-                                  <a:prstGeom prst="rect">
-                                    <a:avLst/>
-                                  </a:prstGeom>
-                                  <a:noFill/>
-                                  <a:ln>
-                                    <a:noFill/>
-                                  </a:ln>
-                                </pic:spPr>
-                              </pic:pic>
-                            </wpg:grpSp>
-                            <pic:pic xmlns:pic="http://schemas.openxmlformats.org/drawingml/2006/picture">
-                              <pic:nvPicPr>
-                                <pic:cNvPr id="19" name="图片 11" descr="王建丽"/>
-                                <pic:cNvPicPr>
-                                  <a:picLocks noChangeAspect="1"/>
-                                </pic:cNvPicPr>
-                              </pic:nvPicPr>
-                              <pic:blipFill>
-                                <a:blip r:embed="rId10">
-                                  <a:clrChange>
-                                    <a:clrFrom>
-                                      <a:srgbClr val="FFFFFF">
-                                        <a:alpha val="100000"/>
-                                      </a:srgbClr>
-                                    </a:clrFrom>
-                                    <a:clrTo>
-                                      <a:srgbClr val="FFFFFF">
-                                        <a:alpha val="100000"/>
-                                        <a:alpha val="0"/>
-                                      </a:srgbClr>
-                                    </a:clrTo>
-                                  </a:clrChange>
-                                </a:blip>
-                                <a:stretch>
-                                  <a:fillRect/>
-                                </a:stretch>
-                              </pic:blipFill>
-                              <pic:spPr>
-                                <a:xfrm>
-                                  <a:off x="22321" y="21215"/>
-                                  <a:ext cx="1488" cy="842"/>
-                                </a:xfrm>
-                                <a:prstGeom prst="rect">
-                                  <a:avLst/>
-                                </a:prstGeom>
-                              </pic:spPr>
-                            </pic:pic>
-                          </wpg:wgp>
-                        </a:graphicData>
-                      </a:graphic>
-                    </wp:anchor>
-                  </w:drawing>
-                </mc:Choice>
-                <mc:Fallback>
-                  <w:pict>
-                    <v:group id="_x0000_s1026" o:spid="_x0000_s1026" o:spt="203" style="position:absolute;left:0pt;margin-left:0pt;margin-top:-29.2pt;height:113.65pt;width:246.8pt;z-index:251666432;mso-width-relative:page;mso-height-relative:page;" coordorigin="19199,20810" coordsize="4936,2273" o:gfxdata="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">
-                      <o:lock v:ext="edit" aspectratio="f"/>
-                      <v:group id="组合 23" o:spid="_x0000_s1026" o:spt="203" style="position:absolute;left:19199;top:20810;height:2273;width:4936;" coordorigin="19199,20810" coordsize="4936,2273" o:gfxdata="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">
-                        <o:lock v:ext="edit" aspectratio="f"/>
-                        <v:shape id="图片 1" o:spid="_x0000_s1026" o:spt="75" type="#_x0000_t75" style="position:absolute;left:19199;top:21203;height:901;width:1672;" filled="f" o:preferrelative="t" stroked="f" coordsize="21600,21600" o:gfxdata="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">
-                          <v:fill on="f" focussize="0,0"/>
-                          <v:stroke on="f"/>
-                          <v:imagedata r:id="rId11" cropleft="7158f" croptop="7646f" chromakey="#FFFFFF" o:title=""/>
-                          <o:lock v:ext="edit" aspectratio="t"/>
-                        </v:shape>
-                        <v:shape id="图片 25" o:spid="_x0000_s1026" o:spt="75" type="#_x0000_t75" style="position:absolute;left:21862;top:20810;height:2273;width:2273;" filled="f" o:preferrelative="t" stroked="f" coordsize="21600,21600" o:gfxdata="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">
-                          <v:fill on="f" focussize="0,0"/>
-                          <v:stroke on="f"/>
-                          <v:imagedata r:id="rId9" o:title=""/>
-                          <o:lock v:ext="edit" aspectratio="t"/>
-                        </v:shape>
-                      </v:group>
-                      <v:shape id="图片 11" o:spid="_x0000_s1026" o:spt="75" alt="王建丽" type="#_x0000_t75" style="position:absolute;left:22321;top:21215;height:842;width:1488;" filled="f" o:preferrelative="t" stroked="f" coordsize="21600,21600" o:gfxdata="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">
-                        <v:fill on="f" focussize="0,0"/>
-                        <v:stroke on="f"/>
-                        <v:imagedata r:id="rId10" chromakey="#FFFFFF" o:title=""/>
-                        <o:lock v:ext="edit" aspectratio="t"/>
-                      </v:shape>
-                    </v:group>
-                  </w:pict>
-                </mc:Fallback>
-              </mc:AlternateContent>
+                <w:rFonts w:hint="eastAsia" w:ascii="Times New Roman" w:hAnsi="Times New Roman" w:cs="Times New Roman"/>
+                <w:b/>
+                <w:sz w:val="24"/>
+                <w:szCs w:val="24"/>
+              </w:rPr>
+              <w:t>{{"ty_guangzhou1"|sign(62,34)}}</w:t>
             </w:r>
           </w:p>
         </w:tc>
@@ -3313,6 +3010,78 @@
                 <w:szCs w:val="24"/>
               </w:rPr>
             </w:pPr>
+            <w:r>
+              <w:rPr>
+                <w:rFonts w:hint="eastAsia" w:ascii="Times New Roman" w:hAnsi="Times New Roman" w:cs="Times New Roman"/>
+                <w:b/>
+                <w:sz w:val="24"/>
+                <w:szCs w:val="24"/>
+              </w:rPr>
+              <w:t>{{"ty_guangzhou2"|sign(59,34)}}</w:t>
+            </w:r>
+            <w:bookmarkStart w:id="10" w:name="_GoBack"/>
+            <w:r>
+              <w:rPr>
+                <w:sz w:val="24"/>
+              </w:rPr>
+              <w:drawing>
+                <wp:anchor distT="0" distB="0" distL="114300" distR="114300" simplePos="0" relativeHeight="251669504" behindDoc="0" locked="0" layoutInCell="1" allowOverlap="1">
+                  <wp:simplePos x="0" y="0"/>
+                  <wp:positionH relativeFrom="column">
+                    <wp:posOffset>-375285</wp:posOffset>
+                  </wp:positionH>
+                  <wp:positionV relativeFrom="paragraph">
+                    <wp:posOffset>-391795</wp:posOffset>
+                  </wp:positionV>
+                  <wp:extent cx="1443355" cy="1443355"/>
+                  <wp:effectExtent l="0" t="0" r="4445" b="4445"/>
+                  <wp:wrapNone/>
+                  <wp:docPr id="1" name="图片 25"/>
+                  <wp:cNvGraphicFramePr>
+                    <a:graphicFrameLocks xmlns:a="http://schemas.openxmlformats.org/drawingml/2006/main" noChangeAspect="1"/>
+                  </wp:cNvGraphicFramePr>
+                  <a:graphic xmlns:a="http://schemas.openxmlformats.org/drawingml/2006/main">
+                    <a:graphicData uri="http://schemas.openxmlformats.org/drawingml/2006/picture">
+                      <pic:pic xmlns:pic="http://schemas.openxmlformats.org/drawingml/2006/picture">
+                        <pic:nvPicPr>
+                          <pic:cNvPr id="1" name="图片 25"/>
+                          <pic:cNvPicPr>
+                            <a:picLocks noChangeAspect="1" noChangeArrowheads="1"/>
+                          </pic:cNvPicPr>
+                        </pic:nvPicPr>
+                        <pic:blipFill>
+                          <a:blip r:embed="rId8">
+                            <a:extLst>
+                              <a:ext uri="{28A0092B-C50C-407E-A947-70E740481C1C}">
+                                <a14:useLocalDpi xmlns:a14="http://schemas.microsoft.com/office/drawing/2010/main" val="0"/>
+                              </a:ext>
+                            </a:extLst>
+                          </a:blip>
+                          <a:srcRect/>
+                          <a:stretch>
+                            <a:fillRect/>
+                          </a:stretch>
+                        </pic:blipFill>
+                        <pic:spPr>
+                          <a:xfrm>
+                            <a:off x="0" y="0"/>
+                            <a:ext cx="1443355" cy="1443355"/>
+                          </a:xfrm>
+                          <a:prstGeom prst="rect">
+                            <a:avLst/>
+                          </a:prstGeom>
+                          <a:noFill/>
+                          <a:ln>
+                            <a:noFill/>
+                          </a:ln>
+                        </pic:spPr>
+                      </pic:pic>
+                    </a:graphicData>
+                  </a:graphic>
+                </wp:anchor>
+              </w:drawing>
+            </w:r>
+            <w:bookmarkEnd w:id="10"/>
           </w:p>
         </w:tc>
       </w:tr>
@@ -3545,15 +3314,15 @@
           </w14:shadow>
         </w:rPr>
       </w:pPr>
-      <w:bookmarkStart w:id="0" w:name="_Toc1707_WPSOffice_Level1"/>
-      <w:bookmarkStart w:id="1" w:name="_Toc27302"/>
-      <w:bookmarkStart w:id="2" w:name="_Toc16594"/>
+      <w:bookmarkStart w:id="0" w:name="_Toc27302"/>
+      <w:bookmarkStart w:id="1" w:name="_Toc16594"/>
+      <w:bookmarkStart w:id="2" w:name="_Toc2409"/>
       <w:bookmarkStart w:id="3" w:name="_Toc22658"/>
-      <w:bookmarkStart w:id="4" w:name="_Toc2409"/>
-      <w:bookmarkStart w:id="5" w:name="_Toc13196_WPSOffice_Level1"/>
-      <w:bookmarkStart w:id="6" w:name="_Toc12505"/>
-      <w:bookmarkStart w:id="7" w:name="_Toc21764_WPSOffice_Level1"/>
-      <w:bookmarkStart w:id="8" w:name="_Toc28240"/>
+      <w:bookmarkStart w:id="4" w:name="_Toc21764_WPSOffice_Level1"/>
+      <w:bookmarkStart w:id="5" w:name="_Toc1707_WPSOffice_Level1"/>
+      <w:bookmarkStart w:id="6" w:name="_Toc28240"/>
+      <w:bookmarkStart w:id="7" w:name="_Toc13196_WPSOffice_Level1"/>
+      <w:bookmarkStart w:id="8" w:name="_Toc12505"/>
       <w:r>
         <w:rPr>
           <w:rFonts w:ascii="Times New Roman" w:hAnsi="Times New Roman" w:eastAsia="微软雅黑" w:cs="黑体"/>
@@ -5523,7 +5292,7 @@
                     </pic:cNvPicPr>
                   </pic:nvPicPr>
                   <pic:blipFill>
-                    <a:blip r:embed="rId12"/>
+                    <a:blip r:embed="rId9"/>
                     <a:stretch>
                       <a:fillRect/>
                     </a:stretch>
@@ -5579,7 +5348,7 @@
                     </pic:cNvPicPr>
                   </pic:nvPicPr>
                   <pic:blipFill>
-                    <a:blip r:embed="rId13"/>
+                    <a:blip r:embed="rId10"/>
                     <a:stretch>
                       <a:fillRect/>
                     </a:stretch>
@@ -5801,7 +5570,7 @@
                     </pic:cNvPicPr>
                   </pic:nvPicPr>
                   <pic:blipFill>
-                    <a:blip r:embed="rId14"/>
+                    <a:blip r:embed="rId11"/>
                     <a:srcRect/>
                     <a:stretch>
                       <a:fillRect/>
